--- a/Shaposhnikov_AA_BVT2503_practice/Пояснительная_записка_по_практике.docx
+++ b/Shaposhnikov_AA_BVT2503_practice/Пояснительная_записка_по_практике.docx
@@ -172,23 +172,34 @@
         <w:ind w:firstLine="0"/>
         <w:jc w:val="center"/>
         <w:rPr>
+          <w:color w:val="000000"/>
           <w:lang w:val="ru-RU"/>
         </w:rPr>
       </w:pPr>
-      <w:r>
-        <w:rPr>
-          <w:color w:val="000000"/>
-          <w:lang w:val="ru-RU"/>
-        </w:rPr>
-        <w:t>Москва 2026</w:t>
-      </w:r>
     </w:p>
     <w:p>
       <w:pPr>
+        <w:spacing w:before="1600"/>
+        <w:ind w:firstLine="0"/>
+        <w:jc w:val="center"/>
         <w:rPr>
           <w:lang w:val="ru-RU"/>
         </w:rPr>
       </w:pPr>
+      <w:r>
+        <w:rPr>
+          <w:color w:val="000000"/>
+          <w:lang w:val="ru-RU"/>
+        </w:rPr>
+        <w:br/>
+      </w:r>
+      <w:r>
+        <w:rPr>
+          <w:color w:val="000000"/>
+          <w:lang w:val="ru-RU"/>
+        </w:rPr>
+        <w:t>Москва 2026</w:t>
+      </w:r>
       <w:r>
         <w:rPr>
           <w:lang w:val="ru-RU"/>
@@ -322,28 +333,24 @@
           <w:color w:val="000000"/>
           <w:lang w:val="ru-RU"/>
         </w:rPr>
-        <w:t>Выбор трёх моделей эмбеддингов</w:t>
+        <w:t xml:space="preserve">Выбор трёх моделей </w:t>
+      </w:r>
+      <w:proofErr w:type="spellStart"/>
+      <w:r>
+        <w:rPr>
+          <w:color w:val="000000"/>
+          <w:lang w:val="ru-RU"/>
+        </w:rPr>
+        <w:t>эмбеддингов</w:t>
+      </w:r>
+      <w:proofErr w:type="spellEnd"/>
+      <w:r>
+        <w:rPr>
+          <w:color w:val="000000"/>
+          <w:lang w:val="ru-RU"/>
+        </w:rPr>
         <w:tab/>
         <w:t>4</w:t>
-      </w:r>
-      <w:proofErr w:type="spellStart"/>
-      <w:r>
-        <w:rPr>
-          <w:color w:val="000000"/>
-          <w:lang w:val="ru-RU"/>
-        </w:rPr>
-      </w:r>
-      <w:proofErr w:type="spellEnd"/>
-      <w:r>
-        <w:rPr>
-          <w:lang w:val="ru-RU"/>
-        </w:rPr>
-      </w:r>
-      <w:r>
-        <w:rPr>
-          <w:color w:val="000000"/>
-          <w:lang w:val="ru-RU"/>
-        </w:rPr>
       </w:r>
     </w:p>
     <w:p>
@@ -424,19 +431,14 @@
           <w:lang w:val="ru-RU"/>
         </w:rPr>
         <w:t>Заключение</w:t>
+      </w:r>
+      <w:r>
+        <w:rPr>
+          <w:color w:val="000000"/>
+          <w:lang w:val="ru-RU"/>
+        </w:rPr>
         <w:tab/>
         <w:t>8</w:t>
-      </w:r>
-      <w:r>
-        <w:rPr>
-          <w:lang w:val="ru-RU"/>
-        </w:rPr>
-      </w:r>
-      <w:r>
-        <w:rPr>
-          <w:color w:val="000000"/>
-          <w:lang w:val="ru-RU"/>
-        </w:rPr>
       </w:r>
     </w:p>
     <w:p>
@@ -455,19 +457,14 @@
           <w:lang w:val="ru-RU"/>
         </w:rPr>
         <w:t>Список использованных источников</w:t>
+      </w:r>
+      <w:r>
+        <w:rPr>
+          <w:color w:val="000000"/>
+          <w:lang w:val="ru-RU"/>
+        </w:rPr>
         <w:tab/>
         <w:t>9</w:t>
-      </w:r>
-      <w:r>
-        <w:rPr>
-          <w:lang w:val="ru-RU"/>
-        </w:rPr>
-      </w:r>
-      <w:r>
-        <w:rPr>
-          <w:color w:val="000000"/>
-          <w:lang w:val="ru-RU"/>
-        </w:rPr>
       </w:r>
     </w:p>
     <w:p>
@@ -487,19 +484,14 @@
           <w:lang w:val="ru-RU"/>
         </w:rPr>
         <w:t>Приложение А. Фрагменты программной реализации</w:t>
+      </w:r>
+      <w:r>
+        <w:rPr>
+          <w:color w:val="000000"/>
+          <w:lang w:val="ru-RU"/>
+        </w:rPr>
         <w:tab/>
         <w:t>10</w:t>
-      </w:r>
-      <w:r>
-        <w:rPr>
-          <w:lang w:val="ru-RU"/>
-        </w:rPr>
-      </w:r>
-      <w:r>
-        <w:rPr>
-          <w:color w:val="000000"/>
-          <w:lang w:val="ru-RU"/>
-        </w:rPr>
       </w:r>
     </w:p>
     <w:p>
@@ -519,19 +511,14 @@
           <w:lang w:val="ru-RU"/>
         </w:rPr>
         <w:t>Репозиторий</w:t>
+      </w:r>
+      <w:r>
+        <w:rPr>
+          <w:color w:val="000000"/>
+          <w:lang w:val="ru-RU"/>
+        </w:rPr>
         <w:tab/>
         <w:t>11</w:t>
-      </w:r>
-      <w:r>
-        <w:rPr>
-          <w:lang w:val="ru-RU"/>
-        </w:rPr>
-      </w:r>
-      <w:r>
-        <w:rPr>
-          <w:color w:val="000000"/>
-          <w:lang w:val="ru-RU"/>
-        </w:rPr>
       </w:r>
     </w:p>
     <w:p>
@@ -619,7 +606,7 @@
           <w:color w:val="000000"/>
           <w:lang w:val="ru-RU"/>
         </w:rPr>
-        <w:t>Целью учебной практики является сравнение трёх моделей эмбеддингов на наборе фрагментов программного кода и определение модели, которая лучше подходит для поиска релевантных функций по естественно-языковым запросам. Работа выполнена в Jupyter Notebook без использования фронтенда, Docker и внешнего API; вычисления выполняются локально после установки зависимостей.</w:t>
+        <w:t xml:space="preserve">Целью учебной практики является сравнение трёх моделей </w:t>
       </w:r>
       <w:proofErr w:type="spellStart"/>
       <w:r>
@@ -627,6 +614,7 @@
           <w:color w:val="000000"/>
           <w:lang w:val="ru-RU"/>
         </w:rPr>
+        <w:t>эмбеддингов</w:t>
       </w:r>
       <w:proofErr w:type="spellEnd"/>
       <w:r>
@@ -634,12 +622,15 @@
           <w:color w:val="000000"/>
           <w:lang w:val="ru-RU"/>
         </w:rPr>
+        <w:t xml:space="preserve"> на наборе фрагментов программного кода и определение модели, которая лучше подходит для поиска релевантных функций по естественно-языковым запросам. Работа выполнена в </w:t>
       </w:r>
       <w:proofErr w:type="spellStart"/>
       <w:r>
         <w:rPr>
           <w:color w:val="000000"/>
-        </w:rPr>
+          <w:lang w:val="ru-RU"/>
+        </w:rPr>
+        <w:t>Jupyter</w:t>
       </w:r>
       <w:proofErr w:type="spellEnd"/>
       <w:r>
@@ -647,28 +638,39 @@
           <w:color w:val="000000"/>
           <w:lang w:val="ru-RU"/>
         </w:rPr>
-      </w:r>
-      <w:r>
-        <w:rPr>
-          <w:color w:val="000000"/>
-        </w:rPr>
-      </w:r>
-      <w:r>
-        <w:rPr>
-          <w:color w:val="000000"/>
-          <w:lang w:val="ru-RU"/>
-        </w:rPr>
-      </w:r>
-      <w:r>
-        <w:rPr>
-          <w:color w:val="000000"/>
-        </w:rPr>
-      </w:r>
-      <w:r>
-        <w:rPr>
-          <w:color w:val="000000"/>
-          <w:lang w:val="ru-RU"/>
-        </w:rPr>
+        <w:t xml:space="preserve"> </w:t>
+      </w:r>
+      <w:proofErr w:type="spellStart"/>
+      <w:r>
+        <w:rPr>
+          <w:color w:val="000000"/>
+          <w:lang w:val="ru-RU"/>
+        </w:rPr>
+        <w:t>Notebook</w:t>
+      </w:r>
+      <w:proofErr w:type="spellEnd"/>
+      <w:r>
+        <w:rPr>
+          <w:color w:val="000000"/>
+          <w:lang w:val="ru-RU"/>
+        </w:rPr>
+        <w:t xml:space="preserve"> без использования фронтенда, </w:t>
+      </w:r>
+      <w:proofErr w:type="spellStart"/>
+      <w:r>
+        <w:rPr>
+          <w:color w:val="000000"/>
+          <w:lang w:val="ru-RU"/>
+        </w:rPr>
+        <w:t>Docker</w:t>
+      </w:r>
+      <w:proofErr w:type="spellEnd"/>
+      <w:r>
+        <w:rPr>
+          <w:color w:val="000000"/>
+          <w:lang w:val="ru-RU"/>
+        </w:rPr>
+        <w:t xml:space="preserve"> и внешнего API; вычисления выполняются локально после установки зависимостей.</w:t>
       </w:r>
     </w:p>
     <w:p>
@@ -700,7 +702,7 @@
           <w:color w:val="000000"/>
           <w:lang w:val="ru-RU"/>
         </w:rPr>
-        <w:t>Необходимо загрузить датасет, выбрать три модели эмбеддингов, построить векторные представления фрагментов кода и тестовых вопросов, выполнить поиск трёх наиболее похожих фрагментов для каждого вопроса и рассчитать Precision@3. Также требуется сохранить таблицу сравнения моделей, подробную выдачу поиска, анализ ошибок, сравнение качества по языкам и t-SNE-визуализацию лучшей модели.</w:t>
+        <w:t xml:space="preserve">Необходимо загрузить датасет, выбрать три модели </w:t>
       </w:r>
       <w:proofErr w:type="spellStart"/>
       <w:r>
@@ -708,6 +710,7 @@
           <w:color w:val="000000"/>
           <w:lang w:val="ru-RU"/>
         </w:rPr>
+        <w:t>эмбеддингов</w:t>
       </w:r>
       <w:proofErr w:type="spellEnd"/>
       <w:r>
@@ -715,39 +718,7 @@
           <w:color w:val="000000"/>
           <w:lang w:val="ru-RU"/>
         </w:rPr>
-      </w:r>
-      <w:r>
-        <w:rPr>
-          <w:color w:val="000000"/>
-        </w:rPr>
-      </w:r>
-      <w:r>
-        <w:rPr>
-          <w:color w:val="000000"/>
-          <w:lang w:val="ru-RU"/>
-        </w:rPr>
-      </w:r>
-      <w:r>
-        <w:rPr>
-          <w:color w:val="000000"/>
-        </w:rPr>
-      </w:r>
-      <w:r>
-        <w:rPr>
-          <w:color w:val="000000"/>
-          <w:lang w:val="ru-RU"/>
-        </w:rPr>
-      </w:r>
-      <w:r>
-        <w:rPr>
-          <w:color w:val="000000"/>
-        </w:rPr>
-      </w:r>
-      <w:r>
-        <w:rPr>
-          <w:color w:val="000000"/>
-          <w:lang w:val="ru-RU"/>
-        </w:rPr>
+        <w:t>, построить векторные представления фрагментов кода и тестовых вопросов, выполнить поиск трёх наиболее похожих фрагментов для каждого вопроса и рассчитать Precision@3. Также требуется сохранить таблицу сравнения моделей, подробную выдачу поиска, анализ ошибок, сравнение качества по языкам и t-SNE-визуализацию лучшей модели.</w:t>
       </w:r>
     </w:p>
     <w:p>
@@ -779,157 +750,63 @@
           <w:color w:val="000000"/>
           <w:lang w:val="ru-RU"/>
         </w:rPr>
-        <w:t>В работе используется архив dataset_v1.0, включающий code_corpus.json, eval_questions.json и categories.json. В code_corpus.json находятся 200 фрагментов кода с идентификатором, языком программирования, именем функции, описанием, категорией и исходным кодом. В eval_questions.json находятся 25 тестовых вопросов с полем correct_chunk_id.</w:t>
-      </w:r>
-      <w:r>
-        <w:rPr>
-          <w:color w:val="000000"/>
-        </w:rPr>
-      </w:r>
-      <w:r>
-        <w:rPr>
-          <w:color w:val="000000"/>
-          <w:lang w:val="ru-RU"/>
-        </w:rPr>
-      </w:r>
-      <w:r>
-        <w:rPr>
-          <w:color w:val="000000"/>
-        </w:rPr>
-      </w:r>
-      <w:r>
-        <w:rPr>
-          <w:color w:val="000000"/>
-          <w:lang w:val="ru-RU"/>
-        </w:rPr>
-      </w:r>
-      <w:r>
-        <w:rPr>
-          <w:color w:val="000000"/>
-        </w:rPr>
-      </w:r>
-      <w:r>
-        <w:rPr>
-          <w:color w:val="000000"/>
-          <w:lang w:val="ru-RU"/>
-        </w:rPr>
-      </w:r>
-      <w:proofErr w:type="gramStart"/>
-      <w:r>
-        <w:rPr>
-          <w:color w:val="000000"/>
-        </w:rPr>
-      </w:r>
-      <w:r>
-        <w:rPr>
-          <w:color w:val="000000"/>
-          <w:lang w:val="ru-RU"/>
-        </w:rPr>
+        <w:t xml:space="preserve">В работе используется архив dataset_v1.0, включающий </w:t>
       </w:r>
       <w:proofErr w:type="spellStart"/>
       <w:r>
         <w:rPr>
           <w:color w:val="000000"/>
-        </w:rPr>
+          <w:lang w:val="ru-RU"/>
+        </w:rPr>
+        <w:t>code_corpus.json</w:t>
       </w:r>
       <w:proofErr w:type="spellEnd"/>
-      <w:proofErr w:type="gramEnd"/>
-      <w:r>
-        <w:rPr>
-          <w:color w:val="000000"/>
-          <w:lang w:val="ru-RU"/>
-        </w:rPr>
-      </w:r>
-      <w:r>
-        <w:rPr>
-          <w:color w:val="000000"/>
-        </w:rPr>
-      </w:r>
-      <w:r>
-        <w:rPr>
-          <w:color w:val="000000"/>
-          <w:lang w:val="ru-RU"/>
-        </w:rPr>
-      </w:r>
-      <w:proofErr w:type="gramStart"/>
-      <w:r>
-        <w:rPr>
-          <w:color w:val="000000"/>
-        </w:rPr>
-      </w:r>
-      <w:r>
-        <w:rPr>
-          <w:color w:val="000000"/>
-          <w:lang w:val="ru-RU"/>
-        </w:rPr>
+      <w:r>
+        <w:rPr>
+          <w:color w:val="000000"/>
+          <w:lang w:val="ru-RU"/>
+        </w:rPr>
+        <w:t xml:space="preserve">, </w:t>
       </w:r>
       <w:proofErr w:type="spellStart"/>
       <w:r>
         <w:rPr>
           <w:color w:val="000000"/>
-        </w:rPr>
+          <w:lang w:val="ru-RU"/>
+        </w:rPr>
+        <w:t>eval_questions.json</w:t>
       </w:r>
       <w:proofErr w:type="spellEnd"/>
-      <w:proofErr w:type="gramEnd"/>
-      <w:r>
-        <w:rPr>
-          <w:color w:val="000000"/>
-          <w:lang w:val="ru-RU"/>
-        </w:rPr>
-      </w:r>
-      <w:proofErr w:type="gramStart"/>
-      <w:r>
-        <w:rPr>
-          <w:color w:val="000000"/>
-        </w:rPr>
-      </w:r>
-      <w:r>
-        <w:rPr>
-          <w:color w:val="000000"/>
-          <w:lang w:val="ru-RU"/>
-        </w:rPr>
+      <w:r>
+        <w:rPr>
+          <w:color w:val="000000"/>
+          <w:lang w:val="ru-RU"/>
+        </w:rPr>
+        <w:t xml:space="preserve"> и </w:t>
       </w:r>
       <w:proofErr w:type="spellStart"/>
       <w:r>
         <w:rPr>
           <w:color w:val="000000"/>
-        </w:rPr>
+          <w:lang w:val="ru-RU"/>
+        </w:rPr>
+        <w:t>categories.json</w:t>
       </w:r>
       <w:proofErr w:type="spellEnd"/>
-      <w:proofErr w:type="gramEnd"/>
-      <w:r>
-        <w:rPr>
-          <w:color w:val="000000"/>
-          <w:lang w:val="ru-RU"/>
-        </w:rPr>
-      </w:r>
-      <w:r>
-        <w:rPr>
-          <w:color w:val="000000"/>
-        </w:rPr>
-      </w:r>
-      <w:r>
-        <w:rPr>
-          <w:color w:val="000000"/>
-          <w:lang w:val="ru-RU"/>
-        </w:rPr>
-      </w:r>
-      <w:r>
-        <w:rPr>
-          <w:color w:val="000000"/>
-        </w:rPr>
-      </w:r>
-      <w:r>
-        <w:rPr>
-          <w:color w:val="000000"/>
-          <w:lang w:val="ru-RU"/>
-        </w:rPr>
+      <w:r>
+        <w:rPr>
+          <w:color w:val="000000"/>
+          <w:lang w:val="ru-RU"/>
+        </w:rPr>
+        <w:t xml:space="preserve">. В </w:t>
       </w:r>
       <w:proofErr w:type="spellStart"/>
       <w:r>
         <w:rPr>
           <w:color w:val="000000"/>
-        </w:rPr>
+          <w:lang w:val="ru-RU"/>
+        </w:rPr>
+        <w:t>code_corpus.json</w:t>
       </w:r>
       <w:proofErr w:type="spellEnd"/>
       <w:r>
@@ -937,34 +814,15 @@
           <w:color w:val="000000"/>
           <w:lang w:val="ru-RU"/>
         </w:rPr>
-      </w:r>
-      <w:r>
-        <w:rPr>
-          <w:color w:val="000000"/>
-        </w:rPr>
-      </w:r>
-      <w:r>
-        <w:rPr>
-          <w:color w:val="000000"/>
-          <w:lang w:val="ru-RU"/>
-        </w:rPr>
-      </w:r>
-      <w:r>
-        <w:rPr>
-          <w:color w:val="000000"/>
-        </w:rPr>
-      </w:r>
-      <w:r>
-        <w:rPr>
-          <w:color w:val="000000"/>
-          <w:lang w:val="ru-RU"/>
-        </w:rPr>
+        <w:t xml:space="preserve"> находятся 200 фрагментов кода с идентификатором, языком программирования, именем функции, описанием, категорией и исходным кодом. В </w:t>
       </w:r>
       <w:proofErr w:type="spellStart"/>
       <w:r>
         <w:rPr>
           <w:color w:val="000000"/>
-        </w:rPr>
+          <w:lang w:val="ru-RU"/>
+        </w:rPr>
+        <w:t>eval_questions.json</w:t>
       </w:r>
       <w:proofErr w:type="spellEnd"/>
       <w:r>
@@ -972,39 +830,23 @@
           <w:color w:val="000000"/>
           <w:lang w:val="ru-RU"/>
         </w:rPr>
-      </w:r>
-      <w:r>
-        <w:rPr>
-          <w:color w:val="000000"/>
-        </w:rPr>
-      </w:r>
-      <w:r>
-        <w:rPr>
-          <w:color w:val="000000"/>
-          <w:lang w:val="ru-RU"/>
-        </w:rPr>
-      </w:r>
-      <w:r>
-        <w:rPr>
-          <w:color w:val="000000"/>
-        </w:rPr>
-      </w:r>
-      <w:r>
-        <w:rPr>
-          <w:color w:val="000000"/>
-          <w:lang w:val="ru-RU"/>
-        </w:rPr>
-      </w:r>
-      <w:r>
-        <w:rPr>
-          <w:color w:val="000000"/>
-        </w:rPr>
-      </w:r>
-      <w:r>
-        <w:rPr>
-          <w:color w:val="000000"/>
-          <w:lang w:val="ru-RU"/>
-        </w:rPr>
+        <w:t xml:space="preserve"> находятся 25 тестовых вопросов с полем </w:t>
+      </w:r>
+      <w:proofErr w:type="spellStart"/>
+      <w:r>
+        <w:rPr>
+          <w:color w:val="000000"/>
+          <w:lang w:val="ru-RU"/>
+        </w:rPr>
+        <w:t>correct_chunk_id</w:t>
+      </w:r>
+      <w:proofErr w:type="spellEnd"/>
+      <w:r>
+        <w:rPr>
+          <w:color w:val="000000"/>
+          <w:lang w:val="ru-RU"/>
+        </w:rPr>
+        <w:t>.</w:t>
       </w:r>
     </w:p>
     <w:p>
@@ -1019,40 +861,8 @@
           <w:color w:val="000000"/>
           <w:lang w:val="ru-RU"/>
         </w:rPr>
+        <w:lastRenderedPageBreak/>
         <w:t>Фактически предоставленный набор включает код на Python и Java. В задании приведён пример с 100 фрагментами и 15 вопросами, однако предоставленный архив dataset_v1.0 содержит 200 фрагментов и 25 вопросов. Поэтому в реализации используется весь корпус, чтобы не исключать правильные ответы из поиска и корректно оценить все вопросы.</w:t>
-      </w:r>
-      <w:r>
-        <w:rPr>
-          <w:color w:val="000000"/>
-        </w:rPr>
-      </w:r>
-      <w:r>
-        <w:rPr>
-          <w:color w:val="000000"/>
-          <w:lang w:val="ru-RU"/>
-        </w:rPr>
-      </w:r>
-      <w:r>
-        <w:rPr>
-          <w:color w:val="000000"/>
-        </w:rPr>
-      </w:r>
-      <w:r>
-        <w:rPr>
-          <w:color w:val="000000"/>
-          <w:lang w:val="ru-RU"/>
-        </w:rPr>
-      </w:r>
-      <w:r>
-        <w:rPr>
-          <w:color w:val="000000"/>
-        </w:rPr>
-      </w:r>
-      <w:r>
-        <w:rPr>
-          <w:color w:val="000000"/>
-          <w:lang w:val="ru-RU"/>
-        </w:rPr>
       </w:r>
     </w:p>
     <w:p>
@@ -1079,86 +889,70 @@
         <w:rPr>
           <w:color w:val="000000"/>
         </w:rPr>
-        <w:t>Для сравнения выбраны три модели: sentence-transformers/paraphrase-multilingual-MiniLM-L12-v2, sentence-transformers/paraphrase-multilingual-mpnet-base-v2 и sentence-transformers/distiluse-base-multilingual-cased-v2. MiniLM multilingual используется как быстрый baseline. MPNet multilingual выбрана как более качественная модель для мультиязычного сопоставления русских запросов с англоязычными именами функций. DistilUSE multilingual добавлена как третья модель для дополнительного сравнения: она относится к другой multilingual-линейке и позволяет проверить вывод не только на двух близких моделях.</w:t>
+        <w:t xml:space="preserve">Для </w:t>
       </w:r>
       <w:proofErr w:type="spellStart"/>
       <w:r>
         <w:rPr>
           <w:color w:val="000000"/>
         </w:rPr>
+        <w:t>сравнения</w:t>
       </w:r>
       <w:proofErr w:type="spellEnd"/>
       <w:r>
         <w:rPr>
           <w:color w:val="000000"/>
         </w:rPr>
+        <w:t xml:space="preserve"> </w:t>
       </w:r>
       <w:proofErr w:type="spellStart"/>
       <w:r>
         <w:rPr>
           <w:color w:val="000000"/>
         </w:rPr>
+        <w:t>выбраны</w:t>
       </w:r>
       <w:proofErr w:type="spellEnd"/>
       <w:r>
         <w:rPr>
           <w:color w:val="000000"/>
         </w:rPr>
+        <w:t xml:space="preserve"> </w:t>
       </w:r>
       <w:proofErr w:type="spellStart"/>
       <w:r>
         <w:rPr>
           <w:color w:val="000000"/>
         </w:rPr>
+        <w:t>три</w:t>
       </w:r>
       <w:proofErr w:type="spellEnd"/>
       <w:r>
         <w:rPr>
           <w:color w:val="000000"/>
-          <w:lang w:val="ru-RU"/>
-        </w:rPr>
-      </w:r>
-      <w:r>
-        <w:rPr>
-          <w:color w:val="000000"/>
-        </w:rPr>
-      </w:r>
-      <w:r>
-        <w:rPr>
-          <w:color w:val="000000"/>
-          <w:lang w:val="ru-RU"/>
-        </w:rPr>
-      </w:r>
-      <w:r>
-        <w:rPr>
-          <w:color w:val="000000"/>
-        </w:rPr>
-      </w:r>
-      <w:r>
-        <w:rPr>
-          <w:color w:val="000000"/>
-          <w:lang w:val="ru-RU"/>
-        </w:rPr>
+        </w:rPr>
+        <w:t xml:space="preserve"> </w:t>
       </w:r>
       <w:proofErr w:type="spellStart"/>
       <w:r>
         <w:rPr>
           <w:color w:val="000000"/>
-          <w:lang w:val="ru-RU"/>
-        </w:rPr>
+        </w:rPr>
+        <w:t>модели</w:t>
       </w:r>
       <w:proofErr w:type="spellEnd"/>
       <w:r>
         <w:rPr>
           <w:color w:val="000000"/>
-          <w:lang w:val="ru-RU"/>
-        </w:rPr>
+        </w:rPr>
+        <w:t xml:space="preserve">: sentence-transformers/paraphrase-multilingual-MiniLM-L12-v2, sentence-transformers/paraphrase-multilingual-mpnet-base-v2 и sentence-transformers/distiluse-base-multilingual-cased-v2. </w:t>
       </w:r>
       <w:proofErr w:type="spellStart"/>
       <w:r>
         <w:rPr>
           <w:color w:val="000000"/>
         </w:rPr>
+        <w:t>MiniLM</w:t>
       </w:r>
       <w:proofErr w:type="spellEnd"/>
       <w:r>
@@ -1166,17 +960,102 @@
           <w:color w:val="000000"/>
           <w:lang w:val="ru-RU"/>
         </w:rPr>
-      </w:r>
-      <w:r>
-        <w:rPr>
-          <w:color w:val="000000"/>
-        </w:rPr>
-      </w:r>
-      <w:r>
-        <w:rPr>
-          <w:color w:val="000000"/>
-          <w:lang w:val="ru-RU"/>
-        </w:rPr>
+        <w:t xml:space="preserve"> </w:t>
+      </w:r>
+      <w:r>
+        <w:rPr>
+          <w:color w:val="000000"/>
+        </w:rPr>
+        <w:t>multilingual</w:t>
+      </w:r>
+      <w:r>
+        <w:rPr>
+          <w:color w:val="000000"/>
+          <w:lang w:val="ru-RU"/>
+        </w:rPr>
+        <w:t xml:space="preserve"> используется как быстрый </w:t>
+      </w:r>
+      <w:r>
+        <w:rPr>
+          <w:color w:val="000000"/>
+        </w:rPr>
+        <w:t>baseline</w:t>
+      </w:r>
+      <w:r>
+        <w:rPr>
+          <w:color w:val="000000"/>
+          <w:lang w:val="ru-RU"/>
+        </w:rPr>
+        <w:t xml:space="preserve">. </w:t>
+      </w:r>
+      <w:proofErr w:type="spellStart"/>
+      <w:r>
+        <w:rPr>
+          <w:color w:val="000000"/>
+        </w:rPr>
+        <w:t>MPNet</w:t>
+      </w:r>
+      <w:proofErr w:type="spellEnd"/>
+      <w:r>
+        <w:rPr>
+          <w:color w:val="000000"/>
+          <w:lang w:val="ru-RU"/>
+        </w:rPr>
+        <w:t xml:space="preserve"> </w:t>
+      </w:r>
+      <w:r>
+        <w:rPr>
+          <w:color w:val="000000"/>
+        </w:rPr>
+        <w:t>multilingual</w:t>
+      </w:r>
+      <w:r>
+        <w:rPr>
+          <w:color w:val="000000"/>
+          <w:lang w:val="ru-RU"/>
+        </w:rPr>
+        <w:t xml:space="preserve"> выбрана как более качественная модель для мультиязычного сопоставления русских запросов с англоязычными именами функций. </w:t>
+      </w:r>
+      <w:proofErr w:type="spellStart"/>
+      <w:r>
+        <w:rPr>
+          <w:color w:val="000000"/>
+        </w:rPr>
+        <w:t>DistilUSE</w:t>
+      </w:r>
+      <w:proofErr w:type="spellEnd"/>
+      <w:r>
+        <w:rPr>
+          <w:color w:val="000000"/>
+          <w:lang w:val="ru-RU"/>
+        </w:rPr>
+        <w:t xml:space="preserve"> </w:t>
+      </w:r>
+      <w:r>
+        <w:rPr>
+          <w:color w:val="000000"/>
+        </w:rPr>
+        <w:t>multilingual</w:t>
+      </w:r>
+      <w:r>
+        <w:rPr>
+          <w:color w:val="000000"/>
+          <w:lang w:val="ru-RU"/>
+        </w:rPr>
+        <w:t xml:space="preserve"> добавлена как третья модель для дополнительного сравнения: она относится к другой </w:t>
+      </w:r>
+      <w:r>
+        <w:rPr>
+          <w:color w:val="000000"/>
+        </w:rPr>
+        <w:t>multilingual</w:t>
+      </w:r>
+      <w:r>
+        <w:rPr>
+          <w:color w:val="000000"/>
+          <w:lang w:val="ru-RU"/>
+        </w:rPr>
+        <w:t>-линейке и позволяет проверить вывод не только на двух близких моделях.</w:t>
       </w:r>
     </w:p>
     <w:p>
@@ -1208,46 +1087,15 @@
           <w:color w:val="000000"/>
           <w:lang w:val="ru-RU"/>
         </w:rPr>
-        <w:t>В шаге 1 была подготовлена структура проекта и файл requirements.txt. Данные загружались в pandas DataFrame, после чего для каждого фрагмента формировался единый текст: имя функции, язык программирования, категория, описание и исходный код. Такой формат помогает модели учитывать как программные токены, так и человекочитаемое описание назначения функции.</w:t>
-      </w:r>
-      <w:r>
-        <w:rPr>
-          <w:color w:val="000000"/>
-        </w:rPr>
-      </w:r>
-      <w:r>
-        <w:rPr>
-          <w:color w:val="000000"/>
-          <w:lang w:val="ru-RU"/>
-        </w:rPr>
-      </w:r>
-      <w:r>
-        <w:rPr>
-          <w:color w:val="000000"/>
-        </w:rPr>
-      </w:r>
-      <w:r>
-        <w:rPr>
-          <w:color w:val="000000"/>
-          <w:lang w:val="ru-RU"/>
-        </w:rPr>
-      </w:r>
-      <w:r>
-        <w:rPr>
-          <w:color w:val="000000"/>
-        </w:rPr>
-      </w:r>
-      <w:r>
-        <w:rPr>
-          <w:color w:val="000000"/>
-          <w:lang w:val="ru-RU"/>
-        </w:rPr>
+        <w:t xml:space="preserve">В шаге 1 была подготовлена структура проекта и файл requirements.txt. Данные загружались в </w:t>
       </w:r>
       <w:proofErr w:type="spellStart"/>
       <w:r>
         <w:rPr>
           <w:color w:val="000000"/>
-        </w:rPr>
+          <w:lang w:val="ru-RU"/>
+        </w:rPr>
+        <w:t>pandas</w:t>
       </w:r>
       <w:proofErr w:type="spellEnd"/>
       <w:r>
@@ -1255,6 +1103,7 @@
           <w:color w:val="000000"/>
           <w:lang w:val="ru-RU"/>
         </w:rPr>
+        <w:t xml:space="preserve"> </w:t>
       </w:r>
       <w:proofErr w:type="spellStart"/>
       <w:r>
@@ -1262,6 +1111,7 @@
           <w:color w:val="000000"/>
           <w:lang w:val="ru-RU"/>
         </w:rPr>
+        <w:t>DataFrame</w:t>
       </w:r>
       <w:proofErr w:type="spellEnd"/>
       <w:r>
@@ -1269,6 +1119,23 @@
           <w:color w:val="000000"/>
           <w:lang w:val="ru-RU"/>
         </w:rPr>
+        <w:t xml:space="preserve">, после чего для каждого фрагмента формировался единый текст: имя функции, язык программирования, категория, описание и исходный код. Такой формат помогает модели учитывать как программные токены, так и </w:t>
+      </w:r>
+      <w:proofErr w:type="spellStart"/>
+      <w:r>
+        <w:rPr>
+          <w:color w:val="000000"/>
+          <w:lang w:val="ru-RU"/>
+        </w:rPr>
+        <w:t>человекочитаемое</w:t>
+      </w:r>
+      <w:proofErr w:type="spellEnd"/>
+      <w:r>
+        <w:rPr>
+          <w:color w:val="000000"/>
+          <w:lang w:val="ru-RU"/>
+        </w:rPr>
+        <w:t xml:space="preserve"> описание назначения функции.</w:t>
       </w:r>
     </w:p>
     <w:p>
@@ -1283,7 +1150,7 @@
           <w:color w:val="000000"/>
           <w:lang w:val="ru-RU"/>
         </w:rPr>
-        <w:t>В шаге 2 для каждой модели строились эмбеддинги корпуса и запросов. Затем вычислялось косинусное сходство между вектором вопроса и векторами всех фрагментов кода. Для каждого вопроса выбирались top-3 результата, после чего проверялось, присутствует ли correct_chunk_id среди найденных фрагментов.</w:t>
+        <w:t xml:space="preserve">В шаге 2 для каждой модели строились </w:t>
       </w:r>
       <w:proofErr w:type="spellStart"/>
       <w:r>
@@ -1291,6 +1158,7 @@
           <w:color w:val="000000"/>
           <w:lang w:val="ru-RU"/>
         </w:rPr>
+        <w:t>эмбеддинги</w:t>
       </w:r>
       <w:proofErr w:type="spellEnd"/>
       <w:r>
@@ -1298,61 +1166,23 @@
           <w:color w:val="000000"/>
           <w:lang w:val="ru-RU"/>
         </w:rPr>
-      </w:r>
-      <w:r>
-        <w:rPr>
-          <w:color w:val="000000"/>
-        </w:rPr>
-      </w:r>
-      <w:r>
-        <w:rPr>
-          <w:color w:val="000000"/>
-          <w:lang w:val="ru-RU"/>
-        </w:rPr>
-      </w:r>
-      <w:r>
-        <w:rPr>
-          <w:color w:val="000000"/>
-        </w:rPr>
-      </w:r>
-      <w:r>
-        <w:rPr>
-          <w:color w:val="000000"/>
-          <w:lang w:val="ru-RU"/>
-        </w:rPr>
-      </w:r>
-      <w:r>
-        <w:rPr>
-          <w:color w:val="000000"/>
-        </w:rPr>
-      </w:r>
-      <w:r>
-        <w:rPr>
-          <w:color w:val="000000"/>
-          <w:lang w:val="ru-RU"/>
-        </w:rPr>
-      </w:r>
-      <w:r>
-        <w:rPr>
-          <w:color w:val="000000"/>
-        </w:rPr>
-      </w:r>
-      <w:r>
-        <w:rPr>
-          <w:color w:val="000000"/>
-          <w:lang w:val="ru-RU"/>
-        </w:rPr>
-      </w:r>
-      <w:r>
-        <w:rPr>
-          <w:color w:val="000000"/>
-        </w:rPr>
-      </w:r>
-      <w:r>
-        <w:rPr>
-          <w:color w:val="000000"/>
-          <w:lang w:val="ru-RU"/>
-        </w:rPr>
+        <w:t xml:space="preserve"> корпуса и запросов. Затем вычислялось косинусное сходство между вектором вопроса и векторами всех фрагментов кода. Для каждого вопроса выбирались top-3 результата, после чего проверялось, присутствует ли </w:t>
+      </w:r>
+      <w:proofErr w:type="spellStart"/>
+      <w:r>
+        <w:rPr>
+          <w:color w:val="000000"/>
+          <w:lang w:val="ru-RU"/>
+        </w:rPr>
+        <w:t>correct_chunk_id</w:t>
+      </w:r>
+      <w:proofErr w:type="spellEnd"/>
+      <w:r>
+        <w:rPr>
+          <w:color w:val="000000"/>
+          <w:lang w:val="ru-RU"/>
+        </w:rPr>
+        <w:t xml:space="preserve"> среди найденных фрагментов.</w:t>
       </w:r>
     </w:p>
     <w:p>
@@ -1367,167 +1197,16 @@
           <w:color w:val="000000"/>
           <w:lang w:val="ru-RU"/>
         </w:rPr>
-        <w:t>В шаге 3 результаты сохранялись в папку results: model_comparison.csv содержит итоговую таблицу по трём моделям, search_results.csv — подробные top-3 результаты, error_analysis.csv — ошибки поиска с типами ошибок, error_type_summary.csv — группировку ошибок по типам, language_comparison.csv — сравнение качества поиска по русским и английским запросам, tsne_best_model.png — t-SNE-визуализацию лучшей модели.</w:t>
-      </w:r>
-      <w:r>
-        <w:rPr>
-          <w:color w:val="000000"/>
-        </w:rPr>
-      </w:r>
-      <w:r>
-        <w:rPr>
-          <w:color w:val="000000"/>
-          <w:lang w:val="ru-RU"/>
-        </w:rPr>
-      </w:r>
-      <w:r>
-        <w:rPr>
-          <w:color w:val="000000"/>
-        </w:rPr>
-      </w:r>
-      <w:r>
-        <w:rPr>
-          <w:color w:val="000000"/>
-          <w:lang w:val="ru-RU"/>
-        </w:rPr>
-      </w:r>
-      <w:r>
-        <w:rPr>
-          <w:color w:val="000000"/>
-        </w:rPr>
-      </w:r>
-      <w:r>
-        <w:rPr>
-          <w:color w:val="000000"/>
-          <w:lang w:val="ru-RU"/>
-        </w:rPr>
-      </w:r>
-      <w:r>
-        <w:rPr>
-          <w:color w:val="000000"/>
-        </w:rPr>
-      </w:r>
-      <w:r>
-        <w:rPr>
-          <w:color w:val="000000"/>
-          <w:lang w:val="ru-RU"/>
-        </w:rPr>
-      </w:r>
-      <w:r>
-        <w:rPr>
-          <w:color w:val="000000"/>
-        </w:rPr>
-      </w:r>
-      <w:r>
-        <w:rPr>
-          <w:color w:val="000000"/>
-          <w:lang w:val="ru-RU"/>
-        </w:rPr>
-      </w:r>
-      <w:r>
-        <w:rPr>
-          <w:color w:val="000000"/>
-        </w:rPr>
-      </w:r>
-      <w:r>
-        <w:rPr>
-          <w:color w:val="000000"/>
-          <w:lang w:val="ru-RU"/>
-        </w:rPr>
-      </w:r>
-      <w:r>
-        <w:rPr>
-          <w:color w:val="000000"/>
-        </w:rPr>
-      </w:r>
-      <w:r>
-        <w:rPr>
-          <w:color w:val="000000"/>
-          <w:lang w:val="ru-RU"/>
-        </w:rPr>
-      </w:r>
-      <w:r>
-        <w:rPr>
-          <w:color w:val="000000"/>
-        </w:rPr>
-      </w:r>
-      <w:r>
-        <w:rPr>
-          <w:color w:val="000000"/>
-          <w:lang w:val="ru-RU"/>
-        </w:rPr>
-      </w:r>
-      <w:r>
-        <w:rPr>
-          <w:color w:val="000000"/>
-        </w:rPr>
-      </w:r>
-      <w:r>
-        <w:rPr>
-          <w:color w:val="000000"/>
-          <w:lang w:val="ru-RU"/>
-        </w:rPr>
-      </w:r>
-      <w:r>
-        <w:rPr>
-          <w:color w:val="000000"/>
-        </w:rPr>
-      </w:r>
-      <w:r>
-        <w:rPr>
-          <w:color w:val="000000"/>
-          <w:lang w:val="ru-RU"/>
-        </w:rPr>
-      </w:r>
-      <w:r>
-        <w:rPr>
-          <w:color w:val="000000"/>
-        </w:rPr>
-      </w:r>
-      <w:r>
-        <w:rPr>
-          <w:color w:val="000000"/>
-          <w:lang w:val="ru-RU"/>
-        </w:rPr>
-      </w:r>
-      <w:r>
-        <w:rPr>
-          <w:color w:val="000000"/>
-        </w:rPr>
-      </w:r>
-      <w:r>
-        <w:rPr>
-          <w:color w:val="000000"/>
-          <w:lang w:val="ru-RU"/>
-        </w:rPr>
-      </w:r>
-      <w:r>
-        <w:rPr>
-          <w:color w:val="000000"/>
-        </w:rPr>
-      </w:r>
-      <w:r>
-        <w:rPr>
-          <w:color w:val="000000"/>
-          <w:lang w:val="ru-RU"/>
-        </w:rPr>
-      </w:r>
-      <w:r>
-        <w:rPr>
-          <w:color w:val="000000"/>
-        </w:rPr>
-      </w:r>
-      <w:r>
-        <w:rPr>
-          <w:color w:val="000000"/>
-          <w:lang w:val="ru-RU"/>
-        </w:rPr>
+        <w:lastRenderedPageBreak/>
+        <w:t xml:space="preserve">В шаге 3 результаты сохранялись в папку </w:t>
       </w:r>
       <w:proofErr w:type="spellStart"/>
       <w:r>
         <w:rPr>
           <w:color w:val="000000"/>
-        </w:rPr>
+          <w:lang w:val="ru-RU"/>
+        </w:rPr>
+        <w:t>results</w:t>
       </w:r>
       <w:proofErr w:type="spellEnd"/>
       <w:r>
@@ -1535,74 +1214,7 @@
           <w:color w:val="000000"/>
           <w:lang w:val="ru-RU"/>
         </w:rPr>
-      </w:r>
-      <w:r>
-        <w:rPr>
-          <w:color w:val="000000"/>
-        </w:rPr>
-      </w:r>
-      <w:r>
-        <w:rPr>
-          <w:color w:val="000000"/>
-          <w:lang w:val="ru-RU"/>
-        </w:rPr>
-      </w:r>
-      <w:r>
-        <w:rPr>
-          <w:color w:val="000000"/>
-        </w:rPr>
-      </w:r>
-      <w:r>
-        <w:rPr>
-          <w:color w:val="000000"/>
-          <w:lang w:val="ru-RU"/>
-        </w:rPr>
-      </w:r>
-      <w:proofErr w:type="spellStart"/>
-      <w:r>
-        <w:rPr>
-          <w:color w:val="000000"/>
-        </w:rPr>
-      </w:r>
-      <w:proofErr w:type="spellEnd"/>
-      <w:r>
-        <w:rPr>
-          <w:color w:val="000000"/>
-          <w:lang w:val="ru-RU"/>
-        </w:rPr>
-      </w:r>
-      <w:r>
-        <w:rPr>
-          <w:color w:val="000000"/>
-        </w:rPr>
-      </w:r>
-      <w:r>
-        <w:rPr>
-          <w:color w:val="000000"/>
-          <w:lang w:val="ru-RU"/>
-        </w:rPr>
-      </w:r>
-      <w:r>
-        <w:rPr>
-          <w:color w:val="000000"/>
-        </w:rPr>
-      </w:r>
-      <w:r>
-        <w:rPr>
-          <w:color w:val="000000"/>
-          <w:lang w:val="ru-RU"/>
-        </w:rPr>
-      </w:r>
-      <w:r>
-        <w:rPr>
-          <w:color w:val="000000"/>
-        </w:rPr>
-      </w:r>
-      <w:r>
-        <w:rPr>
-          <w:color w:val="000000"/>
-          <w:lang w:val="ru-RU"/>
-        </w:rPr>
+        <w:t>: model_comparison.csv содержит итоговую таблицу по трём моделям, search_results.csv — подробные top-3 результаты, error_analysis.csv — ошибки поиска с типами ошибок, error_type_summary.csv — группировку ошибок по типам, language_comparison.csv — сравнение качества поиска по русским и английским запросам, tsne_best_model.png — t-SNE-визуализацию лучшей модели.</w:t>
       </w:r>
     </w:p>
     <w:p>
@@ -1648,13 +1260,15 @@
           <w:color w:val="000000"/>
           <w:lang w:val="ru-RU"/>
         </w:rPr>
-        <w:t>Лучший итоговый результат по Precision@3 показали сразу две модели: MPNet multilingual и DistilUSE multilingual. Обе получили Precision@3 = 0,920, то есть 23 правильных попадания из 25 тестовых вопросов. В качестве основной модели выбрана MPNet multilingual, потому что при одинаковом качестве она выполнила расчёт быстрее DistilUSE: 20,33 сек. против 28,47 сек. MiniLM multilingual показала Precision@3 = 0,880, то есть 22 попадания из 25 вопросов, и остаётся самым быстрым baseline-вариантом.</w:t>
+        <w:t xml:space="preserve">Лучший итоговый результат по Precision@3 показали сразу две модели: </w:t>
       </w:r>
       <w:proofErr w:type="spellStart"/>
       <w:r>
         <w:rPr>
           <w:color w:val="000000"/>
-        </w:rPr>
+          <w:lang w:val="ru-RU"/>
+        </w:rPr>
+        <w:t>MPNet</w:t>
       </w:r>
       <w:proofErr w:type="spellEnd"/>
       <w:r>
@@ -1662,34 +1276,15 @@
           <w:color w:val="000000"/>
           <w:lang w:val="ru-RU"/>
         </w:rPr>
-      </w:r>
-      <w:r>
-        <w:rPr>
-          <w:color w:val="000000"/>
-        </w:rPr>
-      </w:r>
-      <w:r>
-        <w:rPr>
-          <w:color w:val="000000"/>
-          <w:lang w:val="ru-RU"/>
-        </w:rPr>
-      </w:r>
-      <w:r>
-        <w:rPr>
-          <w:color w:val="000000"/>
-        </w:rPr>
-      </w:r>
-      <w:r>
-        <w:rPr>
-          <w:color w:val="000000"/>
-          <w:lang w:val="ru-RU"/>
-        </w:rPr>
+        <w:t xml:space="preserve"> </w:t>
       </w:r>
       <w:proofErr w:type="spellStart"/>
       <w:r>
         <w:rPr>
           <w:color w:val="000000"/>
-        </w:rPr>
+          <w:lang w:val="ru-RU"/>
+        </w:rPr>
+        <w:t>multilingual</w:t>
       </w:r>
       <w:proofErr w:type="spellEnd"/>
       <w:r>
@@ -1697,34 +1292,15 @@
           <w:color w:val="000000"/>
           <w:lang w:val="ru-RU"/>
         </w:rPr>
-      </w:r>
-      <w:r>
-        <w:rPr>
-          <w:color w:val="000000"/>
-        </w:rPr>
-      </w:r>
-      <w:r>
-        <w:rPr>
-          <w:color w:val="000000"/>
-          <w:lang w:val="ru-RU"/>
-        </w:rPr>
-      </w:r>
-      <w:r>
-        <w:rPr>
-          <w:color w:val="000000"/>
-        </w:rPr>
-      </w:r>
-      <w:r>
-        <w:rPr>
-          <w:color w:val="000000"/>
-          <w:lang w:val="ru-RU"/>
-        </w:rPr>
+        <w:t xml:space="preserve"> и </w:t>
       </w:r>
       <w:proofErr w:type="spellStart"/>
       <w:r>
         <w:rPr>
           <w:color w:val="000000"/>
-        </w:rPr>
+          <w:lang w:val="ru-RU"/>
+        </w:rPr>
+        <w:t>DistilUSE</w:t>
       </w:r>
       <w:proofErr w:type="spellEnd"/>
       <w:r>
@@ -1732,6 +1308,119 @@
           <w:color w:val="000000"/>
           <w:lang w:val="ru-RU"/>
         </w:rPr>
+        <w:t xml:space="preserve"> </w:t>
+      </w:r>
+      <w:proofErr w:type="spellStart"/>
+      <w:r>
+        <w:rPr>
+          <w:color w:val="000000"/>
+          <w:lang w:val="ru-RU"/>
+        </w:rPr>
+        <w:t>multilingual</w:t>
+      </w:r>
+      <w:proofErr w:type="spellEnd"/>
+      <w:r>
+        <w:rPr>
+          <w:color w:val="000000"/>
+          <w:lang w:val="ru-RU"/>
+        </w:rPr>
+        <w:t xml:space="preserve">. Обе получили Precision@3 = 0,920, то есть 23 правильных попадания из 25 тестовых вопросов. В качестве основной модели выбрана </w:t>
+      </w:r>
+      <w:proofErr w:type="spellStart"/>
+      <w:r>
+        <w:rPr>
+          <w:color w:val="000000"/>
+          <w:lang w:val="ru-RU"/>
+        </w:rPr>
+        <w:t>MPNet</w:t>
+      </w:r>
+      <w:proofErr w:type="spellEnd"/>
+      <w:r>
+        <w:rPr>
+          <w:color w:val="000000"/>
+          <w:lang w:val="ru-RU"/>
+        </w:rPr>
+        <w:t xml:space="preserve"> </w:t>
+      </w:r>
+      <w:proofErr w:type="spellStart"/>
+      <w:r>
+        <w:rPr>
+          <w:color w:val="000000"/>
+          <w:lang w:val="ru-RU"/>
+        </w:rPr>
+        <w:t>multilingual</w:t>
+      </w:r>
+      <w:proofErr w:type="spellEnd"/>
+      <w:r>
+        <w:rPr>
+          <w:color w:val="000000"/>
+          <w:lang w:val="ru-RU"/>
+        </w:rPr>
+        <w:t xml:space="preserve">, потому что при одинаковом качестве она выполнила расчёт быстрее </w:t>
+      </w:r>
+      <w:proofErr w:type="spellStart"/>
+      <w:r>
+        <w:rPr>
+          <w:color w:val="000000"/>
+          <w:lang w:val="ru-RU"/>
+        </w:rPr>
+        <w:t>DistilUSE</w:t>
+      </w:r>
+      <w:proofErr w:type="spellEnd"/>
+      <w:r>
+        <w:rPr>
+          <w:color w:val="000000"/>
+          <w:lang w:val="ru-RU"/>
+        </w:rPr>
+        <w:t xml:space="preserve">: 20,33 сек. против 28,47 сек. </w:t>
+      </w:r>
+      <w:proofErr w:type="spellStart"/>
+      <w:r>
+        <w:rPr>
+          <w:color w:val="000000"/>
+          <w:lang w:val="ru-RU"/>
+        </w:rPr>
+        <w:t>MiniLM</w:t>
+      </w:r>
+      <w:proofErr w:type="spellEnd"/>
+      <w:r>
+        <w:rPr>
+          <w:color w:val="000000"/>
+          <w:lang w:val="ru-RU"/>
+        </w:rPr>
+        <w:t xml:space="preserve"> </w:t>
+      </w:r>
+      <w:proofErr w:type="spellStart"/>
+      <w:r>
+        <w:rPr>
+          <w:color w:val="000000"/>
+          <w:lang w:val="ru-RU"/>
+        </w:rPr>
+        <w:t>multilingual</w:t>
+      </w:r>
+      <w:proofErr w:type="spellEnd"/>
+      <w:r>
+        <w:rPr>
+          <w:color w:val="000000"/>
+          <w:lang w:val="ru-RU"/>
+        </w:rPr>
+        <w:t xml:space="preserve"> показала Precision@3 = 0,880, то есть 22 попадания из 25 вопросов, и остаётся самым быстрым </w:t>
+      </w:r>
+      <w:proofErr w:type="spellStart"/>
+      <w:r>
+        <w:rPr>
+          <w:color w:val="000000"/>
+          <w:lang w:val="ru-RU"/>
+        </w:rPr>
+        <w:t>baseline</w:t>
+      </w:r>
+      <w:proofErr w:type="spellEnd"/>
+      <w:r>
+        <w:rPr>
+          <w:color w:val="000000"/>
+          <w:lang w:val="ru-RU"/>
+        </w:rPr>
+        <w:t>-вариантом.</w:t>
       </w:r>
     </w:p>
     <w:p>
@@ -1781,7 +1470,6 @@
           <w:insideH w:val="single" w:sz="8" w:space="0" w:color="000000"/>
           <w:insideV w:val="single" w:sz="8" w:space="0" w:color="000000"/>
         </w:tblBorders>
-        <w:tblLayout w:type="autofit"/>
         <w:tblLook w:val="04A0" w:firstRow="1" w:lastRow="0" w:firstColumn="1" w:lastColumn="0" w:noHBand="0" w:noVBand="1"/>
       </w:tblPr>
       <w:tblGrid>
@@ -1793,6 +1481,7 @@
       </w:tblGrid>
       <w:tr>
         <w:trPr>
+          <w:trHeight w:val="567"/>
           <w:jc w:val="center"/>
         </w:trPr>
         <w:tc>
@@ -1812,9 +1501,27 @@
             <w:vAlign w:val="center"/>
           </w:tcPr>
           <w:p>
+            <w:proofErr w:type="spellStart"/>
             <w:r>
-              <w:t>Краткое имя модели</w:t>
+              <w:t>Краткое</w:t>
             </w:r>
+            <w:proofErr w:type="spellEnd"/>
+            <w:r>
+              <w:t xml:space="preserve"> </w:t>
+            </w:r>
+            <w:proofErr w:type="spellStart"/>
+            <w:r>
+              <w:t>имя</w:t>
+            </w:r>
+            <w:proofErr w:type="spellEnd"/>
+            <w:r>
+              <w:t xml:space="preserve"> </w:t>
+            </w:r>
+            <w:proofErr w:type="spellStart"/>
+            <w:r>
+              <w:t>модели</w:t>
+            </w:r>
+            <w:proofErr w:type="spellEnd"/>
           </w:p>
         </w:tc>
         <w:tc>
@@ -1834,9 +1541,11 @@
             <w:vAlign w:val="center"/>
           </w:tcPr>
           <w:p>
+            <w:proofErr w:type="spellStart"/>
             <w:r>
               <w:t>Попаданий</w:t>
             </w:r>
+            <w:proofErr w:type="spellEnd"/>
           </w:p>
         </w:tc>
         <w:tc>
@@ -1846,13 +1555,22 @@
           </w:tcPr>
           <w:p>
             <w:r>
-              <w:t>Время, сек.</w:t>
+              <w:t xml:space="preserve">Время, </w:t>
+            </w:r>
+            <w:proofErr w:type="spellStart"/>
+            <w:r>
+              <w:t>сек</w:t>
+            </w:r>
+            <w:proofErr w:type="spellEnd"/>
+            <w:r>
+              <w:t>.</w:t>
             </w:r>
           </w:p>
         </w:tc>
       </w:tr>
       <w:tr>
         <w:trPr>
+          <w:trHeight w:val="567"/>
           <w:jc w:val="center"/>
         </w:trPr>
         <w:tc>
@@ -1861,8 +1579,13 @@
             <w:vAlign w:val="center"/>
           </w:tcPr>
           <w:p>
+            <w:proofErr w:type="spellStart"/>
             <w:r>
-              <w:t>MPNet multilingual</w:t>
+              <w:t>MPNet</w:t>
+            </w:r>
+            <w:proofErr w:type="spellEnd"/>
+            <w:r>
+              <w:t xml:space="preserve"> multilingual</w:t>
             </w:r>
           </w:p>
         </w:tc>
@@ -1895,7 +1618,15 @@
           </w:tcPr>
           <w:p>
             <w:r>
-              <w:t>23 из 25</w:t>
+              <w:t xml:space="preserve">23 </w:t>
+            </w:r>
+            <w:proofErr w:type="spellStart"/>
+            <w:r>
+              <w:t>из</w:t>
+            </w:r>
+            <w:proofErr w:type="spellEnd"/>
+            <w:r>
+              <w:t xml:space="preserve"> 25</w:t>
             </w:r>
           </w:p>
         </w:tc>
@@ -1913,6 +1644,7 @@
       </w:tr>
       <w:tr>
         <w:trPr>
+          <w:trHeight w:val="567"/>
           <w:jc w:val="center"/>
         </w:trPr>
         <w:tc>
@@ -1921,8 +1653,13 @@
             <w:vAlign w:val="center"/>
           </w:tcPr>
           <w:p>
+            <w:proofErr w:type="spellStart"/>
             <w:r>
-              <w:t>DistilUSE multilingual</w:t>
+              <w:t>DistilUSE</w:t>
+            </w:r>
+            <w:proofErr w:type="spellEnd"/>
+            <w:r>
+              <w:t xml:space="preserve"> multilingual</w:t>
             </w:r>
           </w:p>
         </w:tc>
@@ -1955,7 +1692,15 @@
           </w:tcPr>
           <w:p>
             <w:r>
-              <w:t>23 из 25</w:t>
+              <w:t xml:space="preserve">23 </w:t>
+            </w:r>
+            <w:proofErr w:type="spellStart"/>
+            <w:r>
+              <w:t>из</w:t>
+            </w:r>
+            <w:proofErr w:type="spellEnd"/>
+            <w:r>
+              <w:t xml:space="preserve"> 25</w:t>
             </w:r>
           </w:p>
         </w:tc>
@@ -1972,20 +1717,29 @@
         </w:tc>
       </w:tr>
       <w:tr>
+        <w:trPr>
+          <w:trHeight w:val="567"/>
+          <w:jc w:val="center"/>
+        </w:trPr>
         <w:tc>
           <w:tcPr>
-            <w:tcW w:type="dxa" w:w="1938"/>
+            <w:tcW w:w="1938" w:type="dxa"/>
             <w:vAlign w:val="center"/>
           </w:tcPr>
           <w:p>
+            <w:proofErr w:type="spellStart"/>
             <w:r>
-              <w:t>MiniLM multilingual</w:t>
+              <w:t>MiniLM</w:t>
+            </w:r>
+            <w:proofErr w:type="spellEnd"/>
+            <w:r>
+              <w:t xml:space="preserve"> multilingual</w:t>
             </w:r>
           </w:p>
         </w:tc>
         <w:tc>
           <w:tcPr>
-            <w:tcW w:type="dxa" w:w="1938"/>
+            <w:tcW w:w="1938" w:type="dxa"/>
             <w:vAlign w:val="center"/>
           </w:tcPr>
           <w:p>
@@ -1996,7 +1750,7 @@
         </w:tc>
         <w:tc>
           <w:tcPr>
-            <w:tcW w:type="dxa" w:w="1938"/>
+            <w:tcW w:w="1938" w:type="dxa"/>
             <w:vAlign w:val="center"/>
           </w:tcPr>
           <w:p>
@@ -2007,18 +1761,26 @@
         </w:tc>
         <w:tc>
           <w:tcPr>
-            <w:tcW w:type="dxa" w:w="1938"/>
+            <w:tcW w:w="1938" w:type="dxa"/>
             <w:vAlign w:val="center"/>
           </w:tcPr>
           <w:p>
             <w:r>
-              <w:t>22 из 25</w:t>
+              <w:t xml:space="preserve">22 </w:t>
+            </w:r>
+            <w:proofErr w:type="spellStart"/>
+            <w:r>
+              <w:t>из</w:t>
+            </w:r>
+            <w:proofErr w:type="spellEnd"/>
+            <w:r>
+              <w:t xml:space="preserve"> 25</w:t>
             </w:r>
           </w:p>
         </w:tc>
         <w:tc>
           <w:tcPr>
-            <w:tcW w:type="dxa" w:w="1938"/>
+            <w:tcW w:w="1938" w:type="dxa"/>
             <w:vAlign w:val="center"/>
           </w:tcPr>
           <w:p>
@@ -2034,53 +1796,39 @@
         <w:pStyle w:val="21"/>
         <w:spacing w:before="120" w:after="80"/>
       </w:pPr>
+      <w:r>
+        <w:br w:type="page"/>
+      </w:r>
       <w:proofErr w:type="spellStart"/>
       <w:r>
-        <w:rPr>
-          <w:rFonts w:ascii="Times New Roman" w:eastAsia="Times New Roman" w:hAnsi="Times New Roman"/>
-        </w:rPr>
+        <w:lastRenderedPageBreak/>
+        <w:t>Сравнение</w:t>
       </w:r>
       <w:proofErr w:type="spellEnd"/>
       <w:r>
-        <w:rPr>
-          <w:rFonts w:ascii="Times New Roman" w:eastAsia="Times New Roman" w:hAnsi="Times New Roman"/>
-        </w:rPr>
+        <w:t xml:space="preserve"> </w:t>
       </w:r>
       <w:proofErr w:type="spellStart"/>
       <w:r>
-        <w:rPr>
-          <w:rFonts w:ascii="Times New Roman" w:eastAsia="Times New Roman" w:hAnsi="Times New Roman"/>
-        </w:rPr>
+        <w:t>качества</w:t>
       </w:r>
       <w:proofErr w:type="spellEnd"/>
       <w:r>
-        <w:rPr>
-          <w:rFonts w:ascii="Times New Roman" w:eastAsia="Times New Roman" w:hAnsi="Times New Roman"/>
-        </w:rPr>
+        <w:t xml:space="preserve"> по </w:t>
       </w:r>
       <w:proofErr w:type="spellStart"/>
       <w:r>
-        <w:rPr>
-          <w:rFonts w:ascii="Times New Roman" w:eastAsia="Times New Roman" w:hAnsi="Times New Roman"/>
-        </w:rPr>
+        <w:t>языкам</w:t>
       </w:r>
       <w:proofErr w:type="spellEnd"/>
       <w:r>
-        <w:rPr>
-          <w:rFonts w:ascii="Times New Roman" w:eastAsia="Times New Roman" w:hAnsi="Times New Roman"/>
-        </w:rPr>
+        <w:t xml:space="preserve"> </w:t>
       </w:r>
       <w:proofErr w:type="spellStart"/>
       <w:r>
-        <w:rPr>
-          <w:rFonts w:ascii="Times New Roman" w:eastAsia="Times New Roman" w:hAnsi="Times New Roman"/>
-        </w:rPr>
+        <w:t>запросов</w:t>
       </w:r>
       <w:proofErr w:type="spellEnd"/>
-      <w:r>
-        <w:br w:type="page"/>
-        <w:t>Сравнение качества по языкам запросов</w:t>
-      </w:r>
     </w:p>
     <w:p>
       <w:pPr>
@@ -2146,7 +1894,6 @@
           <w:insideH w:val="single" w:sz="8" w:space="0" w:color="000000"/>
           <w:insideV w:val="single" w:sz="8" w:space="0" w:color="000000"/>
         </w:tblBorders>
-        <w:tblLayout w:type="autofit"/>
         <w:tblLook w:val="04A0" w:firstRow="1" w:lastRow="0" w:firstColumn="1" w:lastColumn="0" w:noHBand="0" w:noVBand="1"/>
       </w:tblPr>
       <w:tblGrid>
@@ -2176,9 +1923,19 @@
             <w:vAlign w:val="center"/>
           </w:tcPr>
           <w:p>
+            <w:proofErr w:type="spellStart"/>
             <w:r>
-              <w:t>Язык запроса</w:t>
+              <w:t>Язык</w:t>
             </w:r>
+            <w:proofErr w:type="spellEnd"/>
+            <w:r>
+              <w:t xml:space="preserve"> </w:t>
+            </w:r>
+            <w:proofErr w:type="spellStart"/>
+            <w:r>
+              <w:t>запроса</w:t>
+            </w:r>
+            <w:proofErr w:type="spellEnd"/>
           </w:p>
         </w:tc>
         <w:tc>
@@ -2198,9 +1955,19 @@
             <w:vAlign w:val="center"/>
           </w:tcPr>
           <w:p>
+            <w:proofErr w:type="spellStart"/>
             <w:r>
-              <w:t>Кол-во вопросов</w:t>
+              <w:t>Кол-во</w:t>
             </w:r>
+            <w:proofErr w:type="spellEnd"/>
+            <w:r>
+              <w:t xml:space="preserve"> </w:t>
+            </w:r>
+            <w:proofErr w:type="spellStart"/>
+            <w:r>
+              <w:t>вопросов</w:t>
+            </w:r>
+            <w:proofErr w:type="spellEnd"/>
           </w:p>
         </w:tc>
       </w:tr>
@@ -2214,8 +1981,13 @@
             <w:vAlign w:val="center"/>
           </w:tcPr>
           <w:p>
+            <w:proofErr w:type="spellStart"/>
             <w:r>
-              <w:t>DistilUSE multilingual</w:t>
+              <w:t>DistilUSE</w:t>
+            </w:r>
+            <w:proofErr w:type="spellEnd"/>
+            <w:r>
+              <w:t xml:space="preserve"> multilingual</w:t>
             </w:r>
           </w:p>
         </w:tc>
@@ -2225,9 +1997,11 @@
             <w:vAlign w:val="center"/>
           </w:tcPr>
           <w:p>
+            <w:proofErr w:type="spellStart"/>
             <w:r>
               <w:t>en</w:t>
             </w:r>
+            <w:proofErr w:type="spellEnd"/>
           </w:p>
         </w:tc>
         <w:tc>
@@ -2263,8 +2037,13 @@
             <w:vAlign w:val="center"/>
           </w:tcPr>
           <w:p>
+            <w:proofErr w:type="spellStart"/>
             <w:r>
-              <w:t>DistilUSE multilingual</w:t>
+              <w:t>DistilUSE</w:t>
+            </w:r>
+            <w:proofErr w:type="spellEnd"/>
+            <w:r>
+              <w:t xml:space="preserve"> multilingual</w:t>
             </w:r>
           </w:p>
         </w:tc>
@@ -2274,9 +2053,11 @@
             <w:vAlign w:val="center"/>
           </w:tcPr>
           <w:p>
+            <w:proofErr w:type="spellStart"/>
             <w:r>
               <w:t>ru</w:t>
             </w:r>
+            <w:proofErr w:type="spellEnd"/>
           </w:p>
         </w:tc>
         <w:tc>
@@ -2312,8 +2093,13 @@
             <w:vAlign w:val="center"/>
           </w:tcPr>
           <w:p>
+            <w:proofErr w:type="spellStart"/>
             <w:r>
-              <w:t>MPNet multilingual</w:t>
+              <w:t>MPNet</w:t>
+            </w:r>
+            <w:proofErr w:type="spellEnd"/>
+            <w:r>
+              <w:t xml:space="preserve"> multilingual</w:t>
             </w:r>
           </w:p>
         </w:tc>
@@ -2323,9 +2109,11 @@
             <w:vAlign w:val="center"/>
           </w:tcPr>
           <w:p>
+            <w:proofErr w:type="spellStart"/>
             <w:r>
               <w:t>en</w:t>
             </w:r>
+            <w:proofErr w:type="spellEnd"/>
           </w:p>
         </w:tc>
         <w:tc>
@@ -2361,8 +2149,13 @@
             <w:vAlign w:val="center"/>
           </w:tcPr>
           <w:p>
+            <w:proofErr w:type="spellStart"/>
             <w:r>
-              <w:t>MPNet multilingual</w:t>
+              <w:t>MPNet</w:t>
+            </w:r>
+            <w:proofErr w:type="spellEnd"/>
+            <w:r>
+              <w:t xml:space="preserve"> multilingual</w:t>
             </w:r>
           </w:p>
         </w:tc>
@@ -2372,9 +2165,11 @@
             <w:vAlign w:val="center"/>
           </w:tcPr>
           <w:p>
+            <w:proofErr w:type="spellStart"/>
             <w:r>
               <w:t>ru</w:t>
             </w:r>
+            <w:proofErr w:type="spellEnd"/>
           </w:p>
         </w:tc>
         <w:tc>
@@ -2401,31 +2196,41 @@
         </w:tc>
       </w:tr>
       <w:tr>
+        <w:trPr>
+          <w:jc w:val="center"/>
+        </w:trPr>
         <w:tc>
           <w:tcPr>
-            <w:tcW w:type="dxa" w:w="2422"/>
+            <w:tcW w:w="2422" w:type="dxa"/>
             <w:vAlign w:val="center"/>
           </w:tcPr>
           <w:p>
+            <w:proofErr w:type="spellStart"/>
             <w:r>
-              <w:t>MiniLM multilingual</w:t>
+              <w:t>MiniLM</w:t>
+            </w:r>
+            <w:proofErr w:type="spellEnd"/>
+            <w:r>
+              <w:t xml:space="preserve"> multilingual</w:t>
             </w:r>
           </w:p>
         </w:tc>
         <w:tc>
           <w:tcPr>
-            <w:tcW w:type="dxa" w:w="2422"/>
+            <w:tcW w:w="2422" w:type="dxa"/>
             <w:vAlign w:val="center"/>
           </w:tcPr>
           <w:p>
+            <w:proofErr w:type="spellStart"/>
             <w:r>
               <w:t>en</w:t>
             </w:r>
+            <w:proofErr w:type="spellEnd"/>
           </w:p>
         </w:tc>
         <w:tc>
           <w:tcPr>
-            <w:tcW w:type="dxa" w:w="2422"/>
+            <w:tcW w:w="2422" w:type="dxa"/>
             <w:vAlign w:val="center"/>
           </w:tcPr>
           <w:p>
@@ -2436,7 +2241,7 @@
         </w:tc>
         <w:tc>
           <w:tcPr>
-            <w:tcW w:type="dxa" w:w="2422"/>
+            <w:tcW w:w="2422" w:type="dxa"/>
             <w:vAlign w:val="center"/>
           </w:tcPr>
           <w:p>
@@ -2447,31 +2252,41 @@
         </w:tc>
       </w:tr>
       <w:tr>
+        <w:trPr>
+          <w:jc w:val="center"/>
+        </w:trPr>
         <w:tc>
           <w:tcPr>
-            <w:tcW w:type="dxa" w:w="2422"/>
+            <w:tcW w:w="2422" w:type="dxa"/>
             <w:vAlign w:val="center"/>
           </w:tcPr>
           <w:p>
+            <w:proofErr w:type="spellStart"/>
             <w:r>
-              <w:t>MiniLM multilingual</w:t>
+              <w:t>MiniLM</w:t>
+            </w:r>
+            <w:proofErr w:type="spellEnd"/>
+            <w:r>
+              <w:t xml:space="preserve"> multilingual</w:t>
             </w:r>
           </w:p>
         </w:tc>
         <w:tc>
           <w:tcPr>
-            <w:tcW w:type="dxa" w:w="2422"/>
+            <w:tcW w:w="2422" w:type="dxa"/>
             <w:vAlign w:val="center"/>
           </w:tcPr>
           <w:p>
+            <w:proofErr w:type="spellStart"/>
             <w:r>
               <w:t>ru</w:t>
             </w:r>
+            <w:proofErr w:type="spellEnd"/>
           </w:p>
         </w:tc>
         <w:tc>
           <w:tcPr>
-            <w:tcW w:type="dxa" w:w="2422"/>
+            <w:tcW w:w="2422" w:type="dxa"/>
             <w:vAlign w:val="center"/>
           </w:tcPr>
           <w:p>
@@ -2482,7 +2297,7 @@
         </w:tc>
         <w:tc>
           <w:tcPr>
-            <w:tcW w:type="dxa" w:w="2422"/>
+            <w:tcW w:w="2422" w:type="dxa"/>
             <w:vAlign w:val="center"/>
           </w:tcPr>
           <w:p>
@@ -2500,12 +2315,19 @@
           <w:lang w:val="ru-RU"/>
         </w:rPr>
       </w:pPr>
+      <w:r>
+        <w:rPr>
+          <w:color w:val="000000"/>
+          <w:lang w:val="ru-RU"/>
+        </w:rPr>
+        <w:t xml:space="preserve">Сравнение по языкам показало разные сильные стороны моделей. </w:t>
+      </w:r>
       <w:proofErr w:type="spellStart"/>
       <w:r>
         <w:rPr>
           <w:color w:val="000000"/>
         </w:rPr>
-        <w:t>Сравнение по языкам показало разные сильные стороны моделей. MPNet multilingual лучше всего справилась с русскоязычными запросами: Precision@3 для русского языка составил 0,933, для английского — 0,900. DistilUSE multilingual показала лучший результат на английских запросах: 1,000 на английском и 0,867 на русском. MiniLM multilingual получила 0,900 на английском и 0,867 на русском. Поэтому MPNet выбрана как наиболее сбалансированная основная модель: она лидирует на русских запросах и при общем равенстве качества с DistilUSE работает быстрее.</w:t>
+        <w:t>MPNet</w:t>
       </w:r>
       <w:proofErr w:type="spellEnd"/>
       <w:r>
@@ -2513,34 +2335,40 @@
           <w:color w:val="000000"/>
           <w:lang w:val="ru-RU"/>
         </w:rPr>
-      </w:r>
-      <w:r>
-        <w:rPr>
-          <w:color w:val="000000"/>
-        </w:rPr>
-      </w:r>
-      <w:r>
-        <w:rPr>
-          <w:color w:val="000000"/>
-          <w:lang w:val="ru-RU"/>
-        </w:rPr>
-      </w:r>
-      <w:r>
-        <w:rPr>
-          <w:color w:val="000000"/>
-        </w:rPr>
-      </w:r>
-      <w:r>
-        <w:rPr>
-          <w:color w:val="000000"/>
-          <w:lang w:val="ru-RU"/>
-        </w:rPr>
+        <w:t xml:space="preserve"> </w:t>
+      </w:r>
+      <w:r>
+        <w:rPr>
+          <w:color w:val="000000"/>
+        </w:rPr>
+        <w:t>multilingual</w:t>
+      </w:r>
+      <w:r>
+        <w:rPr>
+          <w:color w:val="000000"/>
+          <w:lang w:val="ru-RU"/>
+        </w:rPr>
+        <w:t xml:space="preserve"> лучше всего справилась с русскоязычными запросами: </w:t>
+      </w:r>
+      <w:r>
+        <w:rPr>
+          <w:color w:val="000000"/>
+        </w:rPr>
+        <w:t>Precision</w:t>
+      </w:r>
+      <w:r>
+        <w:rPr>
+          <w:color w:val="000000"/>
+          <w:lang w:val="ru-RU"/>
+        </w:rPr>
+        <w:t xml:space="preserve">@3 для русского языка составил 0,933, для английского — 0,900. </w:t>
       </w:r>
       <w:proofErr w:type="spellStart"/>
       <w:r>
         <w:rPr>
           <w:color w:val="000000"/>
         </w:rPr>
+        <w:t>DistilUSE</w:t>
       </w:r>
       <w:proofErr w:type="spellEnd"/>
       <w:r>
@@ -2548,6 +2376,78 @@
           <w:color w:val="000000"/>
           <w:lang w:val="ru-RU"/>
         </w:rPr>
+        <w:t xml:space="preserve"> </w:t>
+      </w:r>
+      <w:r>
+        <w:rPr>
+          <w:color w:val="000000"/>
+        </w:rPr>
+        <w:t>multilingual</w:t>
+      </w:r>
+      <w:r>
+        <w:rPr>
+          <w:color w:val="000000"/>
+          <w:lang w:val="ru-RU"/>
+        </w:rPr>
+        <w:t xml:space="preserve"> показала лучший результат на английских запросах: 1,000 на английском и 0,867 на русском. </w:t>
+      </w:r>
+      <w:proofErr w:type="spellStart"/>
+      <w:r>
+        <w:rPr>
+          <w:color w:val="000000"/>
+        </w:rPr>
+        <w:t>MiniLM</w:t>
+      </w:r>
+      <w:proofErr w:type="spellEnd"/>
+      <w:r>
+        <w:rPr>
+          <w:color w:val="000000"/>
+          <w:lang w:val="ru-RU"/>
+        </w:rPr>
+        <w:t xml:space="preserve"> </w:t>
+      </w:r>
+      <w:r>
+        <w:rPr>
+          <w:color w:val="000000"/>
+        </w:rPr>
+        <w:t>multilingual</w:t>
+      </w:r>
+      <w:r>
+        <w:rPr>
+          <w:color w:val="000000"/>
+          <w:lang w:val="ru-RU"/>
+        </w:rPr>
+        <w:t xml:space="preserve"> получила 0,900 на английском и 0,867 на русском. Поэтому </w:t>
+      </w:r>
+      <w:proofErr w:type="spellStart"/>
+      <w:r>
+        <w:rPr>
+          <w:color w:val="000000"/>
+        </w:rPr>
+        <w:t>MPNet</w:t>
+      </w:r>
+      <w:proofErr w:type="spellEnd"/>
+      <w:r>
+        <w:rPr>
+          <w:color w:val="000000"/>
+          <w:lang w:val="ru-RU"/>
+        </w:rPr>
+        <w:t xml:space="preserve"> выбрана как наиболее сбалансированная основная модель: она лидирует на русских запросах и при общем равенстве качества с </w:t>
+      </w:r>
+      <w:proofErr w:type="spellStart"/>
+      <w:r>
+        <w:rPr>
+          <w:color w:val="000000"/>
+        </w:rPr>
+        <w:t>DistilUSE</w:t>
+      </w:r>
+      <w:proofErr w:type="spellEnd"/>
+      <w:r>
+        <w:rPr>
+          <w:color w:val="000000"/>
+          <w:lang w:val="ru-RU"/>
+        </w:rPr>
+        <w:t xml:space="preserve"> работает быстрее.</w:t>
       </w:r>
     </w:p>
     <w:p>
@@ -2601,29 +2501,7 @@
           <w:color w:val="000000"/>
           <w:lang w:val="ru-RU"/>
         </w:rPr>
-        <w:t>Для выбранной основной модели построена двумерная t-SNE-проекция эмбеддингов корпуса. Каждая точка на графике соответствует фрагменту кода, а цвет показывает тематическую категорию: аутентификация, база данных, HTTP/API, утилиты или валидация. График помогает визуально оценить группировку фрагментов по смыслу.</w:t>
-      </w:r>
-      <w:r>
-        <w:rPr>
-          <w:color w:val="000000"/>
-        </w:rPr>
-      </w:r>
-      <w:r>
-        <w:rPr>
-          <w:color w:val="000000"/>
-          <w:lang w:val="ru-RU"/>
-        </w:rPr>
-      </w:r>
-      <w:r>
-        <w:rPr>
-          <w:color w:val="000000"/>
-        </w:rPr>
-      </w:r>
-      <w:r>
-        <w:rPr>
-          <w:color w:val="000000"/>
-          <w:lang w:val="ru-RU"/>
-        </w:rPr>
+        <w:t xml:space="preserve">Для выбранной основной модели построена двумерная t-SNE-проекция </w:t>
       </w:r>
       <w:proofErr w:type="spellStart"/>
       <w:r>
@@ -2631,6 +2509,7 @@
           <w:color w:val="000000"/>
           <w:lang w:val="ru-RU"/>
         </w:rPr>
+        <w:t>эмбеддингов</w:t>
       </w:r>
       <w:proofErr w:type="spellEnd"/>
       <w:r>
@@ -2638,112 +2517,15 @@
           <w:color w:val="000000"/>
           <w:lang w:val="ru-RU"/>
         </w:rPr>
-      </w:r>
-      <w:r>
-        <w:rPr>
-          <w:color w:val="000000"/>
-        </w:rPr>
-      </w:r>
-      <w:r>
-        <w:rPr>
-          <w:color w:val="000000"/>
-          <w:lang w:val="ru-RU"/>
-        </w:rPr>
-      </w:r>
-      <w:r>
-        <w:rPr>
-          <w:color w:val="000000"/>
-        </w:rPr>
-      </w:r>
-      <w:r>
-        <w:rPr>
-          <w:color w:val="000000"/>
-          <w:lang w:val="ru-RU"/>
-        </w:rPr>
-      </w:r>
-      <w:proofErr w:type="spellStart"/>
-      <w:r>
-        <w:rPr>
-          <w:color w:val="000000"/>
-        </w:rPr>
-      </w:r>
-      <w:proofErr w:type="spellEnd"/>
-      <w:r>
-        <w:rPr>
-          <w:color w:val="000000"/>
-        </w:rPr>
-      </w:r>
-      <w:proofErr w:type="spellStart"/>
-      <w:r>
-        <w:rPr>
-          <w:color w:val="000000"/>
-        </w:rPr>
-      </w:r>
-      <w:proofErr w:type="spellEnd"/>
-      <w:r>
-        <w:rPr>
-          <w:color w:val="000000"/>
-        </w:rPr>
-      </w:r>
-      <w:proofErr w:type="spellStart"/>
-      <w:r>
-        <w:rPr>
-          <w:color w:val="000000"/>
-        </w:rPr>
-      </w:r>
-      <w:proofErr w:type="spellEnd"/>
-      <w:r>
-        <w:rPr>
-          <w:color w:val="000000"/>
-        </w:rPr>
-      </w:r>
-      <w:proofErr w:type="spellStart"/>
-      <w:r>
-        <w:rPr>
-          <w:color w:val="000000"/>
-        </w:rPr>
-      </w:r>
-      <w:proofErr w:type="spellEnd"/>
-      <w:r>
-        <w:rPr>
-          <w:color w:val="000000"/>
-        </w:rPr>
-      </w:r>
-      <w:proofErr w:type="spellStart"/>
-      <w:r>
-        <w:rPr>
-          <w:color w:val="000000"/>
-        </w:rPr>
-      </w:r>
-      <w:proofErr w:type="spellEnd"/>
-      <w:r>
-        <w:rPr>
-          <w:color w:val="000000"/>
-        </w:rPr>
-      </w:r>
-      <w:proofErr w:type="spellStart"/>
-      <w:r>
-        <w:rPr>
-          <w:color w:val="000000"/>
-        </w:rPr>
-      </w:r>
-      <w:proofErr w:type="spellEnd"/>
-      <w:r>
-        <w:rPr>
-          <w:color w:val="000000"/>
-        </w:rPr>
-      </w:r>
-      <w:proofErr w:type="spellStart"/>
-      <w:r>
-        <w:rPr>
-          <w:color w:val="000000"/>
-        </w:rPr>
-      </w:r>
-      <w:proofErr w:type="spellEnd"/>
-      <w:r>
-        <w:rPr>
-          <w:color w:val="000000"/>
-        </w:rPr>
+        <w:t xml:space="preserve"> корпуса. Каждая точка на графике соответствует фрагменту кода, а </w:t>
+      </w:r>
+      <w:r>
+        <w:rPr>
+          <w:color w:val="000000"/>
+          <w:lang w:val="ru-RU"/>
+        </w:rPr>
+        <w:lastRenderedPageBreak/>
+        <w:t>цвет показывает тематическую категорию: аутентификация, база данных, HTTP/API, утилиты или валидация. График помогает визуально оценить группировку фрагментов по смыслу.</w:t>
       </w:r>
     </w:p>
     <w:p>
@@ -2755,7 +2537,6 @@
         <w:rPr>
           <w:noProof/>
         </w:rPr>
-        <w:lastRenderedPageBreak/>
         <w:drawing>
           <wp:inline distT="0" distB="0" distL="0" distR="0" wp14:anchorId="645B0876" wp14:editId="1360823E">
             <wp:extent cx="4500000" cy="3272727"/>
@@ -2871,13 +2652,15 @@
           <w:color w:val="000000"/>
           <w:lang w:val="ru-RU"/>
         </w:rPr>
-        <w:t>Анализ ошибок показал, что MiniLM multilingual допустила три ошибки, MPNet multilingual — две ошибки, а DistilUSE multilingual — две ошибки. Чаще всего модели путались на запросах про проверку срока действия JWT-токена: этот тип дал три ошибки у разных моделей. Ещё две ошибки связаны с вычислением файлового хеша, одна — с массовой вставкой записей, и одна — с близкими по смыслу операциями выборки из базы данных. Основная причина ошибок — близость названий и описаний функций из соседних категорий, а также наличие похожих Python- и Java-реализаций.</w:t>
+        <w:t xml:space="preserve">Анализ ошибок показал, что </w:t>
       </w:r>
       <w:proofErr w:type="spellStart"/>
       <w:r>
         <w:rPr>
           <w:color w:val="000000"/>
-        </w:rPr>
+          <w:lang w:val="ru-RU"/>
+        </w:rPr>
+        <w:t>MiniLM</w:t>
       </w:r>
       <w:proofErr w:type="spellEnd"/>
       <w:r>
@@ -2885,23 +2668,15 @@
           <w:color w:val="000000"/>
           <w:lang w:val="ru-RU"/>
         </w:rPr>
-      </w:r>
-      <w:r>
-        <w:rPr>
-          <w:color w:val="000000"/>
-        </w:rPr>
-      </w:r>
-      <w:r>
-        <w:rPr>
-          <w:color w:val="000000"/>
-          <w:lang w:val="ru-RU"/>
-        </w:rPr>
+        <w:t xml:space="preserve"> </w:t>
       </w:r>
       <w:proofErr w:type="spellStart"/>
       <w:r>
         <w:rPr>
           <w:color w:val="000000"/>
-        </w:rPr>
+          <w:lang w:val="ru-RU"/>
+        </w:rPr>
+        <w:t>multilingual</w:t>
       </w:r>
       <w:proofErr w:type="spellEnd"/>
       <w:r>
@@ -2909,17 +2684,7 @@
           <w:color w:val="000000"/>
           <w:lang w:val="ru-RU"/>
         </w:rPr>
-      </w:r>
-      <w:r>
-        <w:rPr>
-          <w:color w:val="000000"/>
-        </w:rPr>
-      </w:r>
-      <w:r>
-        <w:rPr>
-          <w:color w:val="000000"/>
-          <w:lang w:val="ru-RU"/>
-        </w:rPr>
+        <w:t xml:space="preserve"> допустила три ошибки, </w:t>
       </w:r>
       <w:proofErr w:type="spellStart"/>
       <w:r>
@@ -2927,6 +2692,7 @@
           <w:color w:val="000000"/>
           <w:lang w:val="ru-RU"/>
         </w:rPr>
+        <w:t>MPNet</w:t>
       </w:r>
       <w:proofErr w:type="spellEnd"/>
       <w:r>
@@ -2934,6 +2700,71 @@
           <w:color w:val="000000"/>
           <w:lang w:val="ru-RU"/>
         </w:rPr>
+        <w:t xml:space="preserve"> </w:t>
+      </w:r>
+      <w:proofErr w:type="spellStart"/>
+      <w:r>
+        <w:rPr>
+          <w:color w:val="000000"/>
+          <w:lang w:val="ru-RU"/>
+        </w:rPr>
+        <w:t>multilingual</w:t>
+      </w:r>
+      <w:proofErr w:type="spellEnd"/>
+      <w:r>
+        <w:rPr>
+          <w:color w:val="000000"/>
+          <w:lang w:val="ru-RU"/>
+        </w:rPr>
+        <w:t xml:space="preserve"> — две ошибки, а </w:t>
+      </w:r>
+      <w:proofErr w:type="spellStart"/>
+      <w:r>
+        <w:rPr>
+          <w:color w:val="000000"/>
+          <w:lang w:val="ru-RU"/>
+        </w:rPr>
+        <w:t>DistilUSE</w:t>
+      </w:r>
+      <w:proofErr w:type="spellEnd"/>
+      <w:r>
+        <w:rPr>
+          <w:color w:val="000000"/>
+          <w:lang w:val="ru-RU"/>
+        </w:rPr>
+        <w:t xml:space="preserve"> </w:t>
+      </w:r>
+      <w:proofErr w:type="spellStart"/>
+      <w:r>
+        <w:rPr>
+          <w:color w:val="000000"/>
+          <w:lang w:val="ru-RU"/>
+        </w:rPr>
+        <w:t>multilingual</w:t>
+      </w:r>
+      <w:proofErr w:type="spellEnd"/>
+      <w:r>
+        <w:rPr>
+          <w:color w:val="000000"/>
+          <w:lang w:val="ru-RU"/>
+        </w:rPr>
+        <w:t xml:space="preserve"> — две ошибки. Чаще всего модели путались на запросах про проверку срока действия JWT-токена: этот тип дал три ошибки у разных моделей. Ещё две ошибки связаны с вычислением файлового </w:t>
+      </w:r>
+      <w:proofErr w:type="spellStart"/>
+      <w:r>
+        <w:rPr>
+          <w:color w:val="000000"/>
+          <w:lang w:val="ru-RU"/>
+        </w:rPr>
+        <w:t>хеша</w:t>
+      </w:r>
+      <w:proofErr w:type="spellEnd"/>
+      <w:r>
+        <w:rPr>
+          <w:color w:val="000000"/>
+          <w:lang w:val="ru-RU"/>
+        </w:rPr>
+        <w:t>, одна — с массовой вставкой записей, и одна — с близкими по смыслу операциями выборки из базы данных. Основная причина ошибок — близость названий и описаний функций из соседних категорий, а также наличие похожих Python- и Java-реализаций.</w:t>
       </w:r>
     </w:p>
     <w:p>
@@ -2965,7 +2796,7 @@
           <w:color w:val="000000"/>
           <w:lang w:val="ru-RU"/>
         </w:rPr>
-        <w:t>В ходе практики был разработан полный пайплайн семантического поиска по фрагментам кода: загрузка данных, выбор трёх моделей, генерация эмбеддингов, поиск top-3, расчёт Precision@3, сравнение русского и английского качества, анализ ошибок и t-SNE-визуализация. Лучший итоговый Precision@3 = 0,920 показали MPNet multilingual и DistilUSE multilingual. Для основной сдачи рекомендуется использовать MPNet multilingual, потому что при одинаковой точности с DistilUSE она оказалась быстрее. MiniLM multilingual можно рассматривать как самый быстрый baseline-вариант, а DistilUSE — как третью проверочную модель, подтвердившую качество мультиязычного поиска.</w:t>
+        <w:t xml:space="preserve">В ходе практики был разработан полный </w:t>
       </w:r>
       <w:proofErr w:type="spellStart"/>
       <w:r>
@@ -2973,6 +2804,7 @@
           <w:color w:val="000000"/>
           <w:lang w:val="ru-RU"/>
         </w:rPr>
+        <w:t>пайплайн</w:t>
       </w:r>
       <w:proofErr w:type="spellEnd"/>
       <w:r>
@@ -2980,6 +2812,7 @@
           <w:color w:val="000000"/>
           <w:lang w:val="ru-RU"/>
         </w:rPr>
+        <w:t xml:space="preserve"> семантического поиска по фрагментам кода: загрузка данных, выбор трёх моделей, генерация </w:t>
       </w:r>
       <w:proofErr w:type="spellStart"/>
       <w:r>
@@ -2987,6 +2820,7 @@
           <w:color w:val="000000"/>
           <w:lang w:val="ru-RU"/>
         </w:rPr>
+        <w:t>эмбеддингов</w:t>
       </w:r>
       <w:proofErr w:type="spellEnd"/>
       <w:r>
@@ -2994,56 +2828,23 @@
           <w:color w:val="000000"/>
           <w:lang w:val="ru-RU"/>
         </w:rPr>
-      </w:r>
-      <w:r>
-        <w:rPr>
-          <w:color w:val="000000"/>
-        </w:rPr>
-      </w:r>
-      <w:r>
-        <w:rPr>
-          <w:color w:val="000000"/>
-          <w:lang w:val="ru-RU"/>
-        </w:rPr>
-      </w:r>
-      <w:r>
-        <w:rPr>
-          <w:color w:val="000000"/>
-        </w:rPr>
-      </w:r>
-      <w:r>
-        <w:rPr>
-          <w:color w:val="000000"/>
-          <w:lang w:val="ru-RU"/>
-        </w:rPr>
-      </w:r>
-      <w:r>
-        <w:rPr>
-          <w:color w:val="000000"/>
-        </w:rPr>
-      </w:r>
-      <w:r>
-        <w:rPr>
-          <w:color w:val="000000"/>
-          <w:lang w:val="ru-RU"/>
-        </w:rPr>
-      </w:r>
-      <w:r>
-        <w:rPr>
-          <w:color w:val="000000"/>
-        </w:rPr>
-      </w:r>
-      <w:r>
-        <w:rPr>
-          <w:color w:val="000000"/>
-          <w:lang w:val="ru-RU"/>
-        </w:rPr>
+        <w:t xml:space="preserve">, поиск top-3, расчёт Precision@3, сравнение русского и английского качества, анализ ошибок и t-SNE-визуализация. Лучший итоговый </w:t>
+      </w:r>
+      <w:r>
+        <w:rPr>
+          <w:color w:val="000000"/>
+          <w:lang w:val="ru-RU"/>
+        </w:rPr>
+        <w:lastRenderedPageBreak/>
+        <w:t xml:space="preserve">Precision@3 = 0,920 показали </w:t>
       </w:r>
       <w:proofErr w:type="spellStart"/>
       <w:r>
         <w:rPr>
           <w:color w:val="000000"/>
-        </w:rPr>
+          <w:lang w:val="ru-RU"/>
+        </w:rPr>
+        <w:t>MPNet</w:t>
       </w:r>
       <w:proofErr w:type="spellEnd"/>
       <w:r>
@@ -3051,34 +2852,15 @@
           <w:color w:val="000000"/>
           <w:lang w:val="ru-RU"/>
         </w:rPr>
-      </w:r>
-      <w:r>
-        <w:rPr>
-          <w:color w:val="000000"/>
-        </w:rPr>
-      </w:r>
-      <w:r>
-        <w:rPr>
-          <w:color w:val="000000"/>
-          <w:lang w:val="ru-RU"/>
-        </w:rPr>
-      </w:r>
-      <w:r>
-        <w:rPr>
-          <w:color w:val="000000"/>
-        </w:rPr>
-      </w:r>
-      <w:r>
-        <w:rPr>
-          <w:color w:val="000000"/>
-          <w:lang w:val="ru-RU"/>
-        </w:rPr>
+        <w:t xml:space="preserve"> </w:t>
       </w:r>
       <w:proofErr w:type="spellStart"/>
       <w:r>
         <w:rPr>
           <w:color w:val="000000"/>
-        </w:rPr>
+          <w:lang w:val="ru-RU"/>
+        </w:rPr>
+        <w:t>multilingual</w:t>
       </w:r>
       <w:proofErr w:type="spellEnd"/>
       <w:r>
@@ -3086,23 +2868,15 @@
           <w:color w:val="000000"/>
           <w:lang w:val="ru-RU"/>
         </w:rPr>
-      </w:r>
-      <w:r>
-        <w:rPr>
-          <w:color w:val="000000"/>
-        </w:rPr>
-      </w:r>
-      <w:r>
-        <w:rPr>
-          <w:color w:val="000000"/>
-          <w:lang w:val="ru-RU"/>
-        </w:rPr>
+        <w:t xml:space="preserve"> и </w:t>
       </w:r>
       <w:proofErr w:type="spellStart"/>
       <w:r>
         <w:rPr>
           <w:color w:val="000000"/>
-        </w:rPr>
+          <w:lang w:val="ru-RU"/>
+        </w:rPr>
+        <w:t>DistilUSE</w:t>
       </w:r>
       <w:proofErr w:type="spellEnd"/>
       <w:r>
@@ -3110,17 +2884,135 @@
           <w:color w:val="000000"/>
           <w:lang w:val="ru-RU"/>
         </w:rPr>
-      </w:r>
-      <w:r>
-        <w:rPr>
-          <w:color w:val="000000"/>
-        </w:rPr>
-      </w:r>
-      <w:r>
-        <w:rPr>
-          <w:color w:val="000000"/>
-          <w:lang w:val="ru-RU"/>
-        </w:rPr>
+        <w:t xml:space="preserve"> </w:t>
+      </w:r>
+      <w:proofErr w:type="spellStart"/>
+      <w:r>
+        <w:rPr>
+          <w:color w:val="000000"/>
+          <w:lang w:val="ru-RU"/>
+        </w:rPr>
+        <w:t>multilingual</w:t>
+      </w:r>
+      <w:proofErr w:type="spellEnd"/>
+      <w:r>
+        <w:rPr>
+          <w:color w:val="000000"/>
+          <w:lang w:val="ru-RU"/>
+        </w:rPr>
+        <w:t xml:space="preserve">. Для основной сдачи рекомендуется использовать </w:t>
+      </w:r>
+      <w:proofErr w:type="spellStart"/>
+      <w:r>
+        <w:rPr>
+          <w:color w:val="000000"/>
+          <w:lang w:val="ru-RU"/>
+        </w:rPr>
+        <w:t>MPNet</w:t>
+      </w:r>
+      <w:proofErr w:type="spellEnd"/>
+      <w:r>
+        <w:rPr>
+          <w:color w:val="000000"/>
+          <w:lang w:val="ru-RU"/>
+        </w:rPr>
+        <w:t xml:space="preserve"> </w:t>
+      </w:r>
+      <w:proofErr w:type="spellStart"/>
+      <w:r>
+        <w:rPr>
+          <w:color w:val="000000"/>
+          <w:lang w:val="ru-RU"/>
+        </w:rPr>
+        <w:t>multilingual</w:t>
+      </w:r>
+      <w:proofErr w:type="spellEnd"/>
+      <w:r>
+        <w:rPr>
+          <w:color w:val="000000"/>
+          <w:lang w:val="ru-RU"/>
+        </w:rPr>
+        <w:t xml:space="preserve">, потому что при одинаковой точности с </w:t>
+      </w:r>
+      <w:proofErr w:type="spellStart"/>
+      <w:r>
+        <w:rPr>
+          <w:color w:val="000000"/>
+          <w:lang w:val="ru-RU"/>
+        </w:rPr>
+        <w:t>DistilUSE</w:t>
+      </w:r>
+      <w:proofErr w:type="spellEnd"/>
+      <w:r>
+        <w:rPr>
+          <w:color w:val="000000"/>
+          <w:lang w:val="ru-RU"/>
+        </w:rPr>
+        <w:t xml:space="preserve"> она оказалась быстрее. </w:t>
+      </w:r>
+      <w:proofErr w:type="spellStart"/>
+      <w:r>
+        <w:rPr>
+          <w:color w:val="000000"/>
+          <w:lang w:val="ru-RU"/>
+        </w:rPr>
+        <w:t>MiniLM</w:t>
+      </w:r>
+      <w:proofErr w:type="spellEnd"/>
+      <w:r>
+        <w:rPr>
+          <w:color w:val="000000"/>
+          <w:lang w:val="ru-RU"/>
+        </w:rPr>
+        <w:t xml:space="preserve"> </w:t>
+      </w:r>
+      <w:proofErr w:type="spellStart"/>
+      <w:r>
+        <w:rPr>
+          <w:color w:val="000000"/>
+          <w:lang w:val="ru-RU"/>
+        </w:rPr>
+        <w:t>multilingual</w:t>
+      </w:r>
+      <w:proofErr w:type="spellEnd"/>
+      <w:r>
+        <w:rPr>
+          <w:color w:val="000000"/>
+          <w:lang w:val="ru-RU"/>
+        </w:rPr>
+        <w:t xml:space="preserve"> можно рассматривать как самый быстрый </w:t>
+      </w:r>
+      <w:proofErr w:type="spellStart"/>
+      <w:r>
+        <w:rPr>
+          <w:color w:val="000000"/>
+          <w:lang w:val="ru-RU"/>
+        </w:rPr>
+        <w:t>baseline</w:t>
+      </w:r>
+      <w:proofErr w:type="spellEnd"/>
+      <w:r>
+        <w:rPr>
+          <w:color w:val="000000"/>
+          <w:lang w:val="ru-RU"/>
+        </w:rPr>
+        <w:t xml:space="preserve">-вариант, а </w:t>
+      </w:r>
+      <w:proofErr w:type="spellStart"/>
+      <w:r>
+        <w:rPr>
+          <w:color w:val="000000"/>
+          <w:lang w:val="ru-RU"/>
+        </w:rPr>
+        <w:t>DistilUSE</w:t>
+      </w:r>
+      <w:proofErr w:type="spellEnd"/>
+      <w:r>
+        <w:rPr>
+          <w:color w:val="000000"/>
+          <w:lang w:val="ru-RU"/>
+        </w:rPr>
+        <w:t xml:space="preserve"> — как третью проверочную модель, подтвердившую качество мультиязычного поиска.</w:t>
       </w:r>
     </w:p>
     <w:p>
@@ -3286,6 +3178,8 @@
         <w:spacing w:line="240" w:lineRule="auto"/>
         <w:ind w:firstLine="0"/>
         <w:rPr>
+          <w:color w:val="000000"/>
+          <w:sz w:val="24"/>
           <w:lang w:val="ru-RU"/>
         </w:rPr>
       </w:pPr>
@@ -3330,16 +3224,12 @@
     </w:p>
     <w:p>
       <w:pPr>
+        <w:spacing w:line="240" w:lineRule="auto"/>
+        <w:ind w:firstLine="0"/>
         <w:rPr>
           <w:lang w:val="ru-RU"/>
         </w:rPr>
       </w:pPr>
-      <w:r>
-        <w:rPr>
-          <w:lang w:val="ru-RU"/>
-        </w:rPr>
-        <w:br w:type="page"/>
-      </w:r>
     </w:p>
     <w:p>
       <w:pPr>
@@ -3355,7 +3245,6 @@
           <w:rFonts w:ascii="Times New Roman" w:eastAsia="Times New Roman" w:hAnsi="Times New Roman"/>
           <w:lang w:val="ru-RU"/>
         </w:rPr>
-        <w:lastRenderedPageBreak/>
         <w:t>ПРИЛОЖЕНИЕ А</w:t>
       </w:r>
     </w:p>
@@ -3389,46 +3278,15 @@
           <w:color w:val="000000"/>
           <w:lang w:val="ru-RU"/>
         </w:rPr>
-        <w:t>Полный исполняемый код находится в semantic_search_comparison.ipynb. Ниже приведены ключевые фрагменты реализации, согласованные с кодом ноутбука: подготовка текста фрагмента, поиск top-3, расчёт Precision@3 и построение t-SNE.</w:t>
-      </w:r>
-      <w:r>
-        <w:rPr>
-          <w:color w:val="000000"/>
-        </w:rPr>
-      </w:r>
-      <w:r>
-        <w:rPr>
-          <w:color w:val="000000"/>
-          <w:lang w:val="ru-RU"/>
-        </w:rPr>
-      </w:r>
-      <w:r>
-        <w:rPr>
-          <w:color w:val="000000"/>
-        </w:rPr>
-      </w:r>
-      <w:r>
-        <w:rPr>
-          <w:color w:val="000000"/>
-          <w:lang w:val="ru-RU"/>
-        </w:rPr>
-      </w:r>
-      <w:r>
-        <w:rPr>
-          <w:color w:val="000000"/>
-        </w:rPr>
-      </w:r>
-      <w:r>
-        <w:rPr>
-          <w:color w:val="000000"/>
-          <w:lang w:val="ru-RU"/>
-        </w:rPr>
+        <w:t xml:space="preserve">Полный исполняемый код находится в </w:t>
       </w:r>
       <w:proofErr w:type="spellStart"/>
       <w:r>
         <w:rPr>
           <w:color w:val="000000"/>
-        </w:rPr>
+          <w:lang w:val="ru-RU"/>
+        </w:rPr>
+        <w:t>semantic_search_comparison.ipynb</w:t>
       </w:r>
       <w:proofErr w:type="spellEnd"/>
       <w:r>
@@ -3436,124 +3294,1297 @@
           <w:color w:val="000000"/>
           <w:lang w:val="ru-RU"/>
         </w:rPr>
+        <w:t>. Ниже приведены ключевые фрагменты реализации, согласованные с кодом ноутбука: подготовка текста фрагмента, поиск top-3, расчёт Precision@3 и построение t-SNE.</w:t>
       </w:r>
     </w:p>
     <w:p>
+      <w:pPr>
+        <w:rPr>
+          <w:lang w:val="ru-RU"/>
+        </w:rPr>
+      </w:pPr>
       <w:r>
         <w:rPr>
           <w:b/>
           <w:sz w:val="20"/>
+          <w:lang w:val="ru-RU"/>
         </w:rPr>
         <w:t>Подготовка текста фрагмента:</w:t>
       </w:r>
     </w:p>
     <w:p>
-      <w:pPr/>
-      <w:r>
-        <w:rPr>
-          <w:rFonts w:ascii="Courier New" w:hAnsi="Courier New" w:eastAsia="Courier New"/>
-          <w:sz w:val="16"/>
-        </w:rPr>
-        <w:t>def build_document_text(row: pd.Series) -&gt; str:</w:t>
+      <w:pPr>
+        <w:rPr>
+          <w:lang w:val="ru-RU"/>
+        </w:rPr>
+      </w:pPr>
+      <w:r>
+        <w:rPr>
+          <w:rFonts w:ascii="Courier New" w:eastAsia="Courier New" w:hAnsi="Courier New"/>
+          <w:sz w:val="16"/>
+        </w:rPr>
+        <w:t>def</w:t>
+      </w:r>
+      <w:r>
+        <w:rPr>
+          <w:rFonts w:ascii="Courier New" w:eastAsia="Courier New" w:hAnsi="Courier New"/>
+          <w:sz w:val="16"/>
+          <w:lang w:val="ru-RU"/>
+        </w:rPr>
+        <w:t xml:space="preserve"> </w:t>
+      </w:r>
+      <w:r>
+        <w:rPr>
+          <w:rFonts w:ascii="Courier New" w:eastAsia="Courier New" w:hAnsi="Courier New"/>
+          <w:sz w:val="16"/>
+        </w:rPr>
+        <w:t>build</w:t>
+      </w:r>
+      <w:r>
+        <w:rPr>
+          <w:rFonts w:ascii="Courier New" w:eastAsia="Courier New" w:hAnsi="Courier New"/>
+          <w:sz w:val="16"/>
+          <w:lang w:val="ru-RU"/>
+        </w:rPr>
+        <w:t>_</w:t>
+      </w:r>
+      <w:r>
+        <w:rPr>
+          <w:rFonts w:ascii="Courier New" w:eastAsia="Courier New" w:hAnsi="Courier New"/>
+          <w:sz w:val="16"/>
+        </w:rPr>
+        <w:t>document</w:t>
+      </w:r>
+      <w:r>
+        <w:rPr>
+          <w:rFonts w:ascii="Courier New" w:eastAsia="Courier New" w:hAnsi="Courier New"/>
+          <w:sz w:val="16"/>
+          <w:lang w:val="ru-RU"/>
+        </w:rPr>
+        <w:t>_</w:t>
+      </w:r>
+      <w:r>
+        <w:rPr>
+          <w:rFonts w:ascii="Courier New" w:eastAsia="Courier New" w:hAnsi="Courier New"/>
+          <w:sz w:val="16"/>
+        </w:rPr>
+        <w:t>text</w:t>
+      </w:r>
+      <w:r>
+        <w:rPr>
+          <w:rFonts w:ascii="Courier New" w:eastAsia="Courier New" w:hAnsi="Courier New"/>
+          <w:sz w:val="16"/>
+          <w:lang w:val="ru-RU"/>
+        </w:rPr>
+        <w:t>(</w:t>
+      </w:r>
+      <w:r>
+        <w:rPr>
+          <w:rFonts w:ascii="Courier New" w:eastAsia="Courier New" w:hAnsi="Courier New"/>
+          <w:sz w:val="16"/>
+        </w:rPr>
+        <w:t>row</w:t>
+      </w:r>
+      <w:r>
+        <w:rPr>
+          <w:rFonts w:ascii="Courier New" w:eastAsia="Courier New" w:hAnsi="Courier New"/>
+          <w:sz w:val="16"/>
+          <w:lang w:val="ru-RU"/>
+        </w:rPr>
+        <w:t xml:space="preserve">: </w:t>
+      </w:r>
+      <w:r>
+        <w:rPr>
+          <w:rFonts w:ascii="Courier New" w:eastAsia="Courier New" w:hAnsi="Courier New"/>
+          <w:sz w:val="16"/>
+        </w:rPr>
+        <w:t>pd</w:t>
+      </w:r>
+      <w:r>
+        <w:rPr>
+          <w:rFonts w:ascii="Courier New" w:eastAsia="Courier New" w:hAnsi="Courier New"/>
+          <w:sz w:val="16"/>
+          <w:lang w:val="ru-RU"/>
+        </w:rPr>
+        <w:t>.</w:t>
+      </w:r>
+      <w:r>
+        <w:rPr>
+          <w:rFonts w:ascii="Courier New" w:eastAsia="Courier New" w:hAnsi="Courier New"/>
+          <w:sz w:val="16"/>
+        </w:rPr>
+        <w:t>Series</w:t>
+      </w:r>
+      <w:r>
+        <w:rPr>
+          <w:rFonts w:ascii="Courier New" w:eastAsia="Courier New" w:hAnsi="Courier New"/>
+          <w:sz w:val="16"/>
+          <w:lang w:val="ru-RU"/>
+        </w:rPr>
+        <w:t xml:space="preserve">) -&gt; </w:t>
+      </w:r>
+      <w:r>
+        <w:rPr>
+          <w:rFonts w:ascii="Courier New" w:eastAsia="Courier New" w:hAnsi="Courier New"/>
+          <w:sz w:val="16"/>
+        </w:rPr>
+        <w:t>str</w:t>
+      </w:r>
+      <w:r>
+        <w:rPr>
+          <w:rFonts w:ascii="Courier New" w:eastAsia="Courier New" w:hAnsi="Courier New"/>
+          <w:sz w:val="16"/>
+          <w:lang w:val="ru-RU"/>
+        </w:rPr>
+        <w:t>:</w:t>
+      </w:r>
+      <w:r>
+        <w:rPr>
+          <w:rFonts w:ascii="Courier New" w:eastAsia="Courier New" w:hAnsi="Courier New"/>
+          <w:sz w:val="16"/>
+          <w:lang w:val="ru-RU"/>
+        </w:rPr>
         <w:br/>
-        <w:t xml:space="preserve">    return (</w:t>
+        <w:t xml:space="preserve">    </w:t>
+      </w:r>
+      <w:r>
+        <w:rPr>
+          <w:rFonts w:ascii="Courier New" w:eastAsia="Courier New" w:hAnsi="Courier New"/>
+          <w:sz w:val="16"/>
+        </w:rPr>
+        <w:t>return</w:t>
+      </w:r>
+      <w:r>
+        <w:rPr>
+          <w:rFonts w:ascii="Courier New" w:eastAsia="Courier New" w:hAnsi="Courier New"/>
+          <w:sz w:val="16"/>
+          <w:lang w:val="ru-RU"/>
+        </w:rPr>
+        <w:t xml:space="preserve"> (</w:t>
+      </w:r>
+      <w:r>
+        <w:rPr>
+          <w:rFonts w:ascii="Courier New" w:eastAsia="Courier New" w:hAnsi="Courier New"/>
+          <w:sz w:val="16"/>
+          <w:lang w:val="ru-RU"/>
+        </w:rPr>
         <w:br/>
-        <w:t xml:space="preserve">        f"Function name: {row['function_name']}\n"</w:t>
+        <w:t xml:space="preserve">        </w:t>
+      </w:r>
+      <w:r>
+        <w:rPr>
+          <w:rFonts w:ascii="Courier New" w:eastAsia="Courier New" w:hAnsi="Courier New"/>
+          <w:sz w:val="16"/>
+        </w:rPr>
+        <w:t>f</w:t>
+      </w:r>
+      <w:r>
+        <w:rPr>
+          <w:rFonts w:ascii="Courier New" w:eastAsia="Courier New" w:hAnsi="Courier New"/>
+          <w:sz w:val="16"/>
+          <w:lang w:val="ru-RU"/>
+        </w:rPr>
+        <w:t>"</w:t>
+      </w:r>
+      <w:r>
+        <w:rPr>
+          <w:rFonts w:ascii="Courier New" w:eastAsia="Courier New" w:hAnsi="Courier New"/>
+          <w:sz w:val="16"/>
+        </w:rPr>
+        <w:t>Function</w:t>
+      </w:r>
+      <w:r>
+        <w:rPr>
+          <w:rFonts w:ascii="Courier New" w:eastAsia="Courier New" w:hAnsi="Courier New"/>
+          <w:sz w:val="16"/>
+          <w:lang w:val="ru-RU"/>
+        </w:rPr>
+        <w:t xml:space="preserve"> </w:t>
+      </w:r>
+      <w:r>
+        <w:rPr>
+          <w:rFonts w:ascii="Courier New" w:eastAsia="Courier New" w:hAnsi="Courier New"/>
+          <w:sz w:val="16"/>
+        </w:rPr>
+        <w:t>name</w:t>
+      </w:r>
+      <w:r>
+        <w:rPr>
+          <w:rFonts w:ascii="Courier New" w:eastAsia="Courier New" w:hAnsi="Courier New"/>
+          <w:sz w:val="16"/>
+          <w:lang w:val="ru-RU"/>
+        </w:rPr>
+        <w:t>: {</w:t>
+      </w:r>
+      <w:r>
+        <w:rPr>
+          <w:rFonts w:ascii="Courier New" w:eastAsia="Courier New" w:hAnsi="Courier New"/>
+          <w:sz w:val="16"/>
+        </w:rPr>
+        <w:t>row</w:t>
+      </w:r>
+      <w:r>
+        <w:rPr>
+          <w:rFonts w:ascii="Courier New" w:eastAsia="Courier New" w:hAnsi="Courier New"/>
+          <w:sz w:val="16"/>
+          <w:lang w:val="ru-RU"/>
+        </w:rPr>
+        <w:t>['</w:t>
+      </w:r>
+      <w:r>
+        <w:rPr>
+          <w:rFonts w:ascii="Courier New" w:eastAsia="Courier New" w:hAnsi="Courier New"/>
+          <w:sz w:val="16"/>
+        </w:rPr>
+        <w:t>function</w:t>
+      </w:r>
+      <w:r>
+        <w:rPr>
+          <w:rFonts w:ascii="Courier New" w:eastAsia="Courier New" w:hAnsi="Courier New"/>
+          <w:sz w:val="16"/>
+          <w:lang w:val="ru-RU"/>
+        </w:rPr>
+        <w:t>_</w:t>
+      </w:r>
+      <w:r>
+        <w:rPr>
+          <w:rFonts w:ascii="Courier New" w:eastAsia="Courier New" w:hAnsi="Courier New"/>
+          <w:sz w:val="16"/>
+        </w:rPr>
+        <w:t>name</w:t>
+      </w:r>
+      <w:r>
+        <w:rPr>
+          <w:rFonts w:ascii="Courier New" w:eastAsia="Courier New" w:hAnsi="Courier New"/>
+          <w:sz w:val="16"/>
+          <w:lang w:val="ru-RU"/>
+        </w:rPr>
+        <w:t>']}\</w:t>
+      </w:r>
+      <w:r>
+        <w:rPr>
+          <w:rFonts w:ascii="Courier New" w:eastAsia="Courier New" w:hAnsi="Courier New"/>
+          <w:sz w:val="16"/>
+        </w:rPr>
+        <w:t>n</w:t>
+      </w:r>
+      <w:r>
+        <w:rPr>
+          <w:rFonts w:ascii="Courier New" w:eastAsia="Courier New" w:hAnsi="Courier New"/>
+          <w:sz w:val="16"/>
+          <w:lang w:val="ru-RU"/>
+        </w:rPr>
+        <w:t>"</w:t>
+      </w:r>
+      <w:r>
+        <w:rPr>
+          <w:rFonts w:ascii="Courier New" w:eastAsia="Courier New" w:hAnsi="Courier New"/>
+          <w:sz w:val="16"/>
+          <w:lang w:val="ru-RU"/>
+        </w:rPr>
         <w:br/>
-        <w:t xml:space="preserve">        f"Language: {row['language']}\n"</w:t>
+        <w:t xml:space="preserve">        </w:t>
+      </w:r>
+      <w:r>
+        <w:rPr>
+          <w:rFonts w:ascii="Courier New" w:eastAsia="Courier New" w:hAnsi="Courier New"/>
+          <w:sz w:val="16"/>
+        </w:rPr>
+        <w:t>f</w:t>
+      </w:r>
+      <w:r>
+        <w:rPr>
+          <w:rFonts w:ascii="Courier New" w:eastAsia="Courier New" w:hAnsi="Courier New"/>
+          <w:sz w:val="16"/>
+          <w:lang w:val="ru-RU"/>
+        </w:rPr>
+        <w:t>"</w:t>
+      </w:r>
+      <w:r>
+        <w:rPr>
+          <w:rFonts w:ascii="Courier New" w:eastAsia="Courier New" w:hAnsi="Courier New"/>
+          <w:sz w:val="16"/>
+        </w:rPr>
+        <w:t>Language</w:t>
+      </w:r>
+      <w:r>
+        <w:rPr>
+          <w:rFonts w:ascii="Courier New" w:eastAsia="Courier New" w:hAnsi="Courier New"/>
+          <w:sz w:val="16"/>
+          <w:lang w:val="ru-RU"/>
+        </w:rPr>
+        <w:t>: {</w:t>
+      </w:r>
+      <w:r>
+        <w:rPr>
+          <w:rFonts w:ascii="Courier New" w:eastAsia="Courier New" w:hAnsi="Courier New"/>
+          <w:sz w:val="16"/>
+        </w:rPr>
+        <w:t>row</w:t>
+      </w:r>
+      <w:r>
+        <w:rPr>
+          <w:rFonts w:ascii="Courier New" w:eastAsia="Courier New" w:hAnsi="Courier New"/>
+          <w:sz w:val="16"/>
+          <w:lang w:val="ru-RU"/>
+        </w:rPr>
+        <w:t>['</w:t>
+      </w:r>
+      <w:r>
+        <w:rPr>
+          <w:rFonts w:ascii="Courier New" w:eastAsia="Courier New" w:hAnsi="Courier New"/>
+          <w:sz w:val="16"/>
+        </w:rPr>
+        <w:t>language</w:t>
+      </w:r>
+      <w:r>
+        <w:rPr>
+          <w:rFonts w:ascii="Courier New" w:eastAsia="Courier New" w:hAnsi="Courier New"/>
+          <w:sz w:val="16"/>
+          <w:lang w:val="ru-RU"/>
+        </w:rPr>
+        <w:t>']}\</w:t>
+      </w:r>
+      <w:r>
+        <w:rPr>
+          <w:rFonts w:ascii="Courier New" w:eastAsia="Courier New" w:hAnsi="Courier New"/>
+          <w:sz w:val="16"/>
+        </w:rPr>
+        <w:t>n</w:t>
+      </w:r>
+      <w:r>
+        <w:rPr>
+          <w:rFonts w:ascii="Courier New" w:eastAsia="Courier New" w:hAnsi="Courier New"/>
+          <w:sz w:val="16"/>
+          <w:lang w:val="ru-RU"/>
+        </w:rPr>
+        <w:t>"</w:t>
+      </w:r>
+      <w:r>
+        <w:rPr>
+          <w:rFonts w:ascii="Courier New" w:eastAsia="Courier New" w:hAnsi="Courier New"/>
+          <w:sz w:val="16"/>
+          <w:lang w:val="ru-RU"/>
+        </w:rPr>
         <w:br/>
-        <w:t xml:space="preserve">        f"Category: {row['category_label']}\n"</w:t>
+        <w:t xml:space="preserve">        </w:t>
+      </w:r>
+      <w:r>
+        <w:rPr>
+          <w:rFonts w:ascii="Courier New" w:eastAsia="Courier New" w:hAnsi="Courier New"/>
+          <w:sz w:val="16"/>
+        </w:rPr>
+        <w:t>f</w:t>
+      </w:r>
+      <w:r>
+        <w:rPr>
+          <w:rFonts w:ascii="Courier New" w:eastAsia="Courier New" w:hAnsi="Courier New"/>
+          <w:sz w:val="16"/>
+          <w:lang w:val="ru-RU"/>
+        </w:rPr>
+        <w:t>"</w:t>
+      </w:r>
+      <w:r>
+        <w:rPr>
+          <w:rFonts w:ascii="Courier New" w:eastAsia="Courier New" w:hAnsi="Courier New"/>
+          <w:sz w:val="16"/>
+        </w:rPr>
+        <w:t>Category</w:t>
+      </w:r>
+      <w:r>
+        <w:rPr>
+          <w:rFonts w:ascii="Courier New" w:eastAsia="Courier New" w:hAnsi="Courier New"/>
+          <w:sz w:val="16"/>
+          <w:lang w:val="ru-RU"/>
+        </w:rPr>
+        <w:t>: {</w:t>
+      </w:r>
+      <w:r>
+        <w:rPr>
+          <w:rFonts w:ascii="Courier New" w:eastAsia="Courier New" w:hAnsi="Courier New"/>
+          <w:sz w:val="16"/>
+        </w:rPr>
+        <w:t>row</w:t>
+      </w:r>
+      <w:r>
+        <w:rPr>
+          <w:rFonts w:ascii="Courier New" w:eastAsia="Courier New" w:hAnsi="Courier New"/>
+          <w:sz w:val="16"/>
+          <w:lang w:val="ru-RU"/>
+        </w:rPr>
+        <w:t>['</w:t>
+      </w:r>
+      <w:r>
+        <w:rPr>
+          <w:rFonts w:ascii="Courier New" w:eastAsia="Courier New" w:hAnsi="Courier New"/>
+          <w:sz w:val="16"/>
+        </w:rPr>
+        <w:t>category</w:t>
+      </w:r>
+      <w:r>
+        <w:rPr>
+          <w:rFonts w:ascii="Courier New" w:eastAsia="Courier New" w:hAnsi="Courier New"/>
+          <w:sz w:val="16"/>
+          <w:lang w:val="ru-RU"/>
+        </w:rPr>
+        <w:t>_</w:t>
+      </w:r>
+      <w:r>
+        <w:rPr>
+          <w:rFonts w:ascii="Courier New" w:eastAsia="Courier New" w:hAnsi="Courier New"/>
+          <w:sz w:val="16"/>
+        </w:rPr>
+        <w:t>label</w:t>
+      </w:r>
+      <w:r>
+        <w:rPr>
+          <w:rFonts w:ascii="Courier New" w:eastAsia="Courier New" w:hAnsi="Courier New"/>
+          <w:sz w:val="16"/>
+          <w:lang w:val="ru-RU"/>
+        </w:rPr>
+        <w:t>']}\</w:t>
+      </w:r>
+      <w:r>
+        <w:rPr>
+          <w:rFonts w:ascii="Courier New" w:eastAsia="Courier New" w:hAnsi="Courier New"/>
+          <w:sz w:val="16"/>
+        </w:rPr>
+        <w:t>n</w:t>
+      </w:r>
+      <w:r>
+        <w:rPr>
+          <w:rFonts w:ascii="Courier New" w:eastAsia="Courier New" w:hAnsi="Courier New"/>
+          <w:sz w:val="16"/>
+          <w:lang w:val="ru-RU"/>
+        </w:rPr>
+        <w:t>"</w:t>
+      </w:r>
+      <w:r>
+        <w:rPr>
+          <w:rFonts w:ascii="Courier New" w:eastAsia="Courier New" w:hAnsi="Courier New"/>
+          <w:sz w:val="16"/>
+          <w:lang w:val="ru-RU"/>
+        </w:rPr>
         <w:br/>
-        <w:t xml:space="preserve">        f"Description: {row['description']}\n"</w:t>
+        <w:t xml:space="preserve">        </w:t>
+      </w:r>
+      <w:r>
+        <w:rPr>
+          <w:rFonts w:ascii="Courier New" w:eastAsia="Courier New" w:hAnsi="Courier New"/>
+          <w:sz w:val="16"/>
+        </w:rPr>
+        <w:t>f</w:t>
+      </w:r>
+      <w:r>
+        <w:rPr>
+          <w:rFonts w:ascii="Courier New" w:eastAsia="Courier New" w:hAnsi="Courier New"/>
+          <w:sz w:val="16"/>
+          <w:lang w:val="ru-RU"/>
+        </w:rPr>
+        <w:t>"</w:t>
+      </w:r>
+      <w:r>
+        <w:rPr>
+          <w:rFonts w:ascii="Courier New" w:eastAsia="Courier New" w:hAnsi="Courier New"/>
+          <w:sz w:val="16"/>
+        </w:rPr>
+        <w:t>Description</w:t>
+      </w:r>
+      <w:r>
+        <w:rPr>
+          <w:rFonts w:ascii="Courier New" w:eastAsia="Courier New" w:hAnsi="Courier New"/>
+          <w:sz w:val="16"/>
+          <w:lang w:val="ru-RU"/>
+        </w:rPr>
+        <w:t>: {</w:t>
+      </w:r>
+      <w:r>
+        <w:rPr>
+          <w:rFonts w:ascii="Courier New" w:eastAsia="Courier New" w:hAnsi="Courier New"/>
+          <w:sz w:val="16"/>
+        </w:rPr>
+        <w:t>row</w:t>
+      </w:r>
+      <w:r>
+        <w:rPr>
+          <w:rFonts w:ascii="Courier New" w:eastAsia="Courier New" w:hAnsi="Courier New"/>
+          <w:sz w:val="16"/>
+          <w:lang w:val="ru-RU"/>
+        </w:rPr>
+        <w:t>['</w:t>
+      </w:r>
+      <w:r>
+        <w:rPr>
+          <w:rFonts w:ascii="Courier New" w:eastAsia="Courier New" w:hAnsi="Courier New"/>
+          <w:sz w:val="16"/>
+        </w:rPr>
+        <w:t>description</w:t>
+      </w:r>
+      <w:r>
+        <w:rPr>
+          <w:rFonts w:ascii="Courier New" w:eastAsia="Courier New" w:hAnsi="Courier New"/>
+          <w:sz w:val="16"/>
+          <w:lang w:val="ru-RU"/>
+        </w:rPr>
+        <w:t>']}\</w:t>
+      </w:r>
+      <w:r>
+        <w:rPr>
+          <w:rFonts w:ascii="Courier New" w:eastAsia="Courier New" w:hAnsi="Courier New"/>
+          <w:sz w:val="16"/>
+        </w:rPr>
+        <w:t>n</w:t>
+      </w:r>
+      <w:r>
+        <w:rPr>
+          <w:rFonts w:ascii="Courier New" w:eastAsia="Courier New" w:hAnsi="Courier New"/>
+          <w:sz w:val="16"/>
+          <w:lang w:val="ru-RU"/>
+        </w:rPr>
+        <w:t>"</w:t>
+      </w:r>
+      <w:r>
+        <w:rPr>
+          <w:rFonts w:ascii="Courier New" w:eastAsia="Courier New" w:hAnsi="Courier New"/>
+          <w:sz w:val="16"/>
+          <w:lang w:val="ru-RU"/>
+        </w:rPr>
         <w:br/>
-        <w:t xml:space="preserve">        f"Code:\n{row['code']}"</w:t>
+        <w:t xml:space="preserve">        </w:t>
+      </w:r>
+      <w:r>
+        <w:rPr>
+          <w:rFonts w:ascii="Courier New" w:eastAsia="Courier New" w:hAnsi="Courier New"/>
+          <w:sz w:val="16"/>
+        </w:rPr>
+        <w:t>f</w:t>
+      </w:r>
+      <w:r>
+        <w:rPr>
+          <w:rFonts w:ascii="Courier New" w:eastAsia="Courier New" w:hAnsi="Courier New"/>
+          <w:sz w:val="16"/>
+          <w:lang w:val="ru-RU"/>
+        </w:rPr>
+        <w:t>"</w:t>
+      </w:r>
+      <w:r>
+        <w:rPr>
+          <w:rFonts w:ascii="Courier New" w:eastAsia="Courier New" w:hAnsi="Courier New"/>
+          <w:sz w:val="16"/>
+        </w:rPr>
+        <w:t>Code</w:t>
+      </w:r>
+      <w:r>
+        <w:rPr>
+          <w:rFonts w:ascii="Courier New" w:eastAsia="Courier New" w:hAnsi="Courier New"/>
+          <w:sz w:val="16"/>
+          <w:lang w:val="ru-RU"/>
+        </w:rPr>
+        <w:t>:\</w:t>
+      </w:r>
+      <w:r>
+        <w:rPr>
+          <w:rFonts w:ascii="Courier New" w:eastAsia="Courier New" w:hAnsi="Courier New"/>
+          <w:sz w:val="16"/>
+        </w:rPr>
+        <w:t>n</w:t>
+      </w:r>
+      <w:r>
+        <w:rPr>
+          <w:rFonts w:ascii="Courier New" w:eastAsia="Courier New" w:hAnsi="Courier New"/>
+          <w:sz w:val="16"/>
+          <w:lang w:val="ru-RU"/>
+        </w:rPr>
+        <w:t>{</w:t>
+      </w:r>
+      <w:r>
+        <w:rPr>
+          <w:rFonts w:ascii="Courier New" w:eastAsia="Courier New" w:hAnsi="Courier New"/>
+          <w:sz w:val="16"/>
+        </w:rPr>
+        <w:t>row</w:t>
+      </w:r>
+      <w:r>
+        <w:rPr>
+          <w:rFonts w:ascii="Courier New" w:eastAsia="Courier New" w:hAnsi="Courier New"/>
+          <w:sz w:val="16"/>
+          <w:lang w:val="ru-RU"/>
+        </w:rPr>
+        <w:t>['</w:t>
+      </w:r>
+      <w:r>
+        <w:rPr>
+          <w:rFonts w:ascii="Courier New" w:eastAsia="Courier New" w:hAnsi="Courier New"/>
+          <w:sz w:val="16"/>
+        </w:rPr>
+        <w:t>code</w:t>
+      </w:r>
+      <w:r>
+        <w:rPr>
+          <w:rFonts w:ascii="Courier New" w:eastAsia="Courier New" w:hAnsi="Courier New"/>
+          <w:sz w:val="16"/>
+          <w:lang w:val="ru-RU"/>
+        </w:rPr>
+        <w:t>']}"</w:t>
+      </w:r>
+      <w:r>
+        <w:rPr>
+          <w:rFonts w:ascii="Courier New" w:eastAsia="Courier New" w:hAnsi="Courier New"/>
+          <w:sz w:val="16"/>
+          <w:lang w:val="ru-RU"/>
+        </w:rPr>
         <w:br/>
         <w:t xml:space="preserve">    )</w:t>
       </w:r>
     </w:p>
     <w:p>
+      <w:pPr>
+        <w:rPr>
+          <w:lang w:val="ru-RU"/>
+        </w:rPr>
+      </w:pPr>
       <w:r>
         <w:rPr>
           <w:b/>
           <w:sz w:val="20"/>
-        </w:rPr>
-        <w:t>Поиск top-3 по косинусному сходству:</w:t>
+          <w:lang w:val="ru-RU"/>
+        </w:rPr>
+        <w:t xml:space="preserve">Поиск </w:t>
+      </w:r>
+      <w:r>
+        <w:rPr>
+          <w:b/>
+          <w:sz w:val="20"/>
+        </w:rPr>
+        <w:t>top</w:t>
+      </w:r>
+      <w:r>
+        <w:rPr>
+          <w:b/>
+          <w:sz w:val="20"/>
+          <w:lang w:val="ru-RU"/>
+        </w:rPr>
+        <w:t>-3 по косинусному сходству:</w:t>
       </w:r>
     </w:p>
     <w:p>
-      <w:pPr/>
-      <w:r>
-        <w:rPr>
-          <w:rFonts w:ascii="Courier New" w:hAnsi="Courier New" w:eastAsia="Courier New"/>
-          <w:sz w:val="16"/>
-        </w:rPr>
-        <w:t>scores = similarities[q_idx]</w:t>
+      <w:r>
+        <w:rPr>
+          <w:rFonts w:ascii="Courier New" w:eastAsia="Courier New" w:hAnsi="Courier New"/>
+          <w:sz w:val="16"/>
+        </w:rPr>
+        <w:t>scores = similarities[</w:t>
+      </w:r>
+      <w:proofErr w:type="spellStart"/>
+      <w:r>
+        <w:rPr>
+          <w:rFonts w:ascii="Courier New" w:eastAsia="Courier New" w:hAnsi="Courier New"/>
+          <w:sz w:val="16"/>
+        </w:rPr>
+        <w:t>q_idx</w:t>
+      </w:r>
+      <w:proofErr w:type="spellEnd"/>
+      <w:r>
+        <w:rPr>
+          <w:rFonts w:ascii="Courier New" w:eastAsia="Courier New" w:hAnsi="Courier New"/>
+          <w:sz w:val="16"/>
+        </w:rPr>
+        <w:t>]</w:t>
+      </w:r>
+      <w:r>
+        <w:rPr>
+          <w:rFonts w:ascii="Courier New" w:eastAsia="Courier New" w:hAnsi="Courier New"/>
+          <w:sz w:val="16"/>
+        </w:rPr>
         <w:br/>
-        <w:t>top_indices = np.argsort(scores)[::-1][:TOP_K]</w:t>
+      </w:r>
+      <w:proofErr w:type="spellStart"/>
+      <w:r>
+        <w:rPr>
+          <w:rFonts w:ascii="Courier New" w:eastAsia="Courier New" w:hAnsi="Courier New"/>
+          <w:sz w:val="16"/>
+        </w:rPr>
+        <w:t>top_indices</w:t>
+      </w:r>
+      <w:proofErr w:type="spellEnd"/>
+      <w:r>
+        <w:rPr>
+          <w:rFonts w:ascii="Courier New" w:eastAsia="Courier New" w:hAnsi="Courier New"/>
+          <w:sz w:val="16"/>
+        </w:rPr>
+        <w:t xml:space="preserve"> = </w:t>
+      </w:r>
+      <w:proofErr w:type="spellStart"/>
+      <w:r>
+        <w:rPr>
+          <w:rFonts w:ascii="Courier New" w:eastAsia="Courier New" w:hAnsi="Courier New"/>
+          <w:sz w:val="16"/>
+        </w:rPr>
+        <w:t>np.argsort</w:t>
+      </w:r>
+      <w:proofErr w:type="spellEnd"/>
+      <w:r>
+        <w:rPr>
+          <w:rFonts w:ascii="Courier New" w:eastAsia="Courier New" w:hAnsi="Courier New"/>
+          <w:sz w:val="16"/>
+        </w:rPr>
+        <w:t>(scores)[::-1][:TOP_K]</w:t>
+      </w:r>
+      <w:r>
+        <w:rPr>
+          <w:rFonts w:ascii="Courier New" w:eastAsia="Courier New" w:hAnsi="Courier New"/>
+          <w:sz w:val="16"/>
+        </w:rPr>
         <w:br/>
-        <w:t>top_ids = corpus_df.iloc[top_indices]['id'].tolist()</w:t>
+      </w:r>
+      <w:proofErr w:type="spellStart"/>
+      <w:r>
+        <w:rPr>
+          <w:rFonts w:ascii="Courier New" w:eastAsia="Courier New" w:hAnsi="Courier New"/>
+          <w:sz w:val="16"/>
+        </w:rPr>
+        <w:t>top_ids</w:t>
+      </w:r>
+      <w:proofErr w:type="spellEnd"/>
+      <w:r>
+        <w:rPr>
+          <w:rFonts w:ascii="Courier New" w:eastAsia="Courier New" w:hAnsi="Courier New"/>
+          <w:sz w:val="16"/>
+        </w:rPr>
+        <w:t xml:space="preserve"> = </w:t>
+      </w:r>
+      <w:proofErr w:type="spellStart"/>
+      <w:r>
+        <w:rPr>
+          <w:rFonts w:ascii="Courier New" w:eastAsia="Courier New" w:hAnsi="Courier New"/>
+          <w:sz w:val="16"/>
+        </w:rPr>
+        <w:t>corpus_df.iloc</w:t>
+      </w:r>
+      <w:proofErr w:type="spellEnd"/>
+      <w:r>
+        <w:rPr>
+          <w:rFonts w:ascii="Courier New" w:eastAsia="Courier New" w:hAnsi="Courier New"/>
+          <w:sz w:val="16"/>
+        </w:rPr>
+        <w:t>[</w:t>
+      </w:r>
+      <w:proofErr w:type="spellStart"/>
+      <w:r>
+        <w:rPr>
+          <w:rFonts w:ascii="Courier New" w:eastAsia="Courier New" w:hAnsi="Courier New"/>
+          <w:sz w:val="16"/>
+        </w:rPr>
+        <w:t>top_indices</w:t>
+      </w:r>
+      <w:proofErr w:type="spellEnd"/>
+      <w:r>
+        <w:rPr>
+          <w:rFonts w:ascii="Courier New" w:eastAsia="Courier New" w:hAnsi="Courier New"/>
+          <w:sz w:val="16"/>
+        </w:rPr>
+        <w:t>]['id'].</w:t>
+      </w:r>
+      <w:proofErr w:type="spellStart"/>
+      <w:r>
+        <w:rPr>
+          <w:rFonts w:ascii="Courier New" w:eastAsia="Courier New" w:hAnsi="Courier New"/>
+          <w:sz w:val="16"/>
+        </w:rPr>
+        <w:t>tolist</w:t>
+      </w:r>
+      <w:proofErr w:type="spellEnd"/>
+      <w:r>
+        <w:rPr>
+          <w:rFonts w:ascii="Courier New" w:eastAsia="Courier New" w:hAnsi="Courier New"/>
+          <w:sz w:val="16"/>
+        </w:rPr>
+        <w:t>()</w:t>
+      </w:r>
+      <w:r>
+        <w:rPr>
+          <w:rFonts w:ascii="Courier New" w:eastAsia="Courier New" w:hAnsi="Courier New"/>
+          <w:sz w:val="16"/>
+        </w:rPr>
         <w:br/>
-        <w:t>hit = q_row['correct_chunk_id'] in top_ids</w:t>
-      </w:r>
+        <w:t xml:space="preserve">hit = </w:t>
+      </w:r>
+      <w:proofErr w:type="spellStart"/>
+      <w:r>
+        <w:rPr>
+          <w:rFonts w:ascii="Courier New" w:eastAsia="Courier New" w:hAnsi="Courier New"/>
+          <w:sz w:val="16"/>
+        </w:rPr>
+        <w:t>q_row</w:t>
+      </w:r>
+      <w:proofErr w:type="spellEnd"/>
+      <w:r>
+        <w:rPr>
+          <w:rFonts w:ascii="Courier New" w:eastAsia="Courier New" w:hAnsi="Courier New"/>
+          <w:sz w:val="16"/>
+        </w:rPr>
+        <w:t>['</w:t>
+      </w:r>
+      <w:proofErr w:type="spellStart"/>
+      <w:r>
+        <w:rPr>
+          <w:rFonts w:ascii="Courier New" w:eastAsia="Courier New" w:hAnsi="Courier New"/>
+          <w:sz w:val="16"/>
+        </w:rPr>
+        <w:t>correct_chunk_id</w:t>
+      </w:r>
+      <w:proofErr w:type="spellEnd"/>
+      <w:r>
+        <w:rPr>
+          <w:rFonts w:ascii="Courier New" w:eastAsia="Courier New" w:hAnsi="Courier New"/>
+          <w:sz w:val="16"/>
+        </w:rPr>
+        <w:t xml:space="preserve">'] in </w:t>
+      </w:r>
+      <w:proofErr w:type="spellStart"/>
+      <w:r>
+        <w:rPr>
+          <w:rFonts w:ascii="Courier New" w:eastAsia="Courier New" w:hAnsi="Courier New"/>
+          <w:sz w:val="16"/>
+        </w:rPr>
+        <w:t>top_ids</w:t>
+      </w:r>
+      <w:proofErr w:type="spellEnd"/>
     </w:p>
     <w:p>
+      <w:proofErr w:type="spellStart"/>
       <w:r>
         <w:rPr>
           <w:b/>
           <w:sz w:val="20"/>
         </w:rPr>
-        <w:t>Расчёт Precision@3:</w:t>
+        <w:t>Расчёт</w:t>
+      </w:r>
+      <w:proofErr w:type="spellEnd"/>
+      <w:r>
+        <w:rPr>
+          <w:b/>
+          <w:sz w:val="20"/>
+        </w:rPr>
+        <w:t xml:space="preserve"> Precision@3:</w:t>
       </w:r>
     </w:p>
     <w:p>
-      <w:pPr/>
-      <w:r>
-        <w:rPr>
-          <w:rFonts w:ascii="Courier New" w:hAnsi="Courier New" w:eastAsia="Courier New"/>
+      <w:r>
+        <w:rPr>
+          <w:rFonts w:ascii="Courier New" w:eastAsia="Courier New" w:hAnsi="Courier New"/>
           <w:sz w:val="16"/>
         </w:rPr>
         <w:t>summary = {</w:t>
+      </w:r>
+      <w:r>
+        <w:rPr>
+          <w:rFonts w:ascii="Courier New" w:eastAsia="Courier New" w:hAnsi="Courier New"/>
+          <w:sz w:val="16"/>
+        </w:rPr>
         <w:br/>
-        <w:t xml:space="preserve">    'model': model_label,</w:t>
+        <w:t xml:space="preserve">    'model': </w:t>
+      </w:r>
+      <w:proofErr w:type="spellStart"/>
+      <w:r>
+        <w:rPr>
+          <w:rFonts w:ascii="Courier New" w:eastAsia="Courier New" w:hAnsi="Courier New"/>
+          <w:sz w:val="16"/>
+        </w:rPr>
+        <w:t>model_label</w:t>
+      </w:r>
+      <w:proofErr w:type="spellEnd"/>
+      <w:r>
+        <w:rPr>
+          <w:rFonts w:ascii="Courier New" w:eastAsia="Courier New" w:hAnsi="Courier New"/>
+          <w:sz w:val="16"/>
+        </w:rPr>
+        <w:t>,</w:t>
+      </w:r>
+      <w:r>
+        <w:rPr>
+          <w:rFonts w:ascii="Courier New" w:eastAsia="Courier New" w:hAnsi="Courier New"/>
+          <w:sz w:val="16"/>
+        </w:rPr>
         <w:br/>
-        <w:t xml:space="preserve">    'model_name': model_name,</w:t>
+        <w:t xml:space="preserve">    '</w:t>
+      </w:r>
+      <w:proofErr w:type="spellStart"/>
+      <w:r>
+        <w:rPr>
+          <w:rFonts w:ascii="Courier New" w:eastAsia="Courier New" w:hAnsi="Courier New"/>
+          <w:sz w:val="16"/>
+        </w:rPr>
+        <w:t>model_name</w:t>
+      </w:r>
+      <w:proofErr w:type="spellEnd"/>
+      <w:r>
+        <w:rPr>
+          <w:rFonts w:ascii="Courier New" w:eastAsia="Courier New" w:hAnsi="Courier New"/>
+          <w:sz w:val="16"/>
+        </w:rPr>
+        <w:t xml:space="preserve">': </w:t>
+      </w:r>
+      <w:proofErr w:type="spellStart"/>
+      <w:r>
+        <w:rPr>
+          <w:rFonts w:ascii="Courier New" w:eastAsia="Courier New" w:hAnsi="Courier New"/>
+          <w:sz w:val="16"/>
+        </w:rPr>
+        <w:t>model_name</w:t>
+      </w:r>
+      <w:proofErr w:type="spellEnd"/>
+      <w:r>
+        <w:rPr>
+          <w:rFonts w:ascii="Courier New" w:eastAsia="Courier New" w:hAnsi="Courier New"/>
+          <w:sz w:val="16"/>
+        </w:rPr>
+        <w:t>,</w:t>
+      </w:r>
+      <w:r>
+        <w:rPr>
+          <w:rFonts w:ascii="Courier New" w:eastAsia="Courier New" w:hAnsi="Courier New"/>
+          <w:sz w:val="16"/>
+        </w:rPr>
         <w:br/>
-        <w:t xml:space="preserve">    'precision_at_3': hits / len(questions_df),</w:t>
+        <w:t xml:space="preserve">    'precision_at_3': hits / </w:t>
+      </w:r>
+      <w:proofErr w:type="spellStart"/>
+      <w:r>
+        <w:rPr>
+          <w:rFonts w:ascii="Courier New" w:eastAsia="Courier New" w:hAnsi="Courier New"/>
+          <w:sz w:val="16"/>
+        </w:rPr>
+        <w:t>len</w:t>
+      </w:r>
+      <w:proofErr w:type="spellEnd"/>
+      <w:r>
+        <w:rPr>
+          <w:rFonts w:ascii="Courier New" w:eastAsia="Courier New" w:hAnsi="Courier New"/>
+          <w:sz w:val="16"/>
+        </w:rPr>
+        <w:t>(</w:t>
+      </w:r>
+      <w:proofErr w:type="spellStart"/>
+      <w:r>
+        <w:rPr>
+          <w:rFonts w:ascii="Courier New" w:eastAsia="Courier New" w:hAnsi="Courier New"/>
+          <w:sz w:val="16"/>
+        </w:rPr>
+        <w:t>questions_df</w:t>
+      </w:r>
+      <w:proofErr w:type="spellEnd"/>
+      <w:r>
+        <w:rPr>
+          <w:rFonts w:ascii="Courier New" w:eastAsia="Courier New" w:hAnsi="Courier New"/>
+          <w:sz w:val="16"/>
+        </w:rPr>
+        <w:t>),</w:t>
+      </w:r>
+      <w:r>
+        <w:rPr>
+          <w:rFonts w:ascii="Courier New" w:eastAsia="Courier New" w:hAnsi="Courier New"/>
+          <w:sz w:val="16"/>
+        </w:rPr>
         <w:br/>
         <w:t xml:space="preserve">    'hits': hits,</w:t>
+      </w:r>
+      <w:r>
+        <w:rPr>
+          <w:rFonts w:ascii="Courier New" w:eastAsia="Courier New" w:hAnsi="Courier New"/>
+          <w:sz w:val="16"/>
+        </w:rPr>
         <w:br/>
-        <w:t xml:space="preserve">    'questions_total': len(questions_df),</w:t>
+      </w:r>
+      <w:r>
+        <w:rPr>
+          <w:rFonts w:ascii="Courier New" w:eastAsia="Courier New" w:hAnsi="Courier New"/>
+          <w:sz w:val="16"/>
+        </w:rPr>
+        <w:lastRenderedPageBreak/>
+        <w:t xml:space="preserve">    '</w:t>
+      </w:r>
+      <w:proofErr w:type="spellStart"/>
+      <w:r>
+        <w:rPr>
+          <w:rFonts w:ascii="Courier New" w:eastAsia="Courier New" w:hAnsi="Courier New"/>
+          <w:sz w:val="16"/>
+        </w:rPr>
+        <w:t>questions_total</w:t>
+      </w:r>
+      <w:proofErr w:type="spellEnd"/>
+      <w:r>
+        <w:rPr>
+          <w:rFonts w:ascii="Courier New" w:eastAsia="Courier New" w:hAnsi="Courier New"/>
+          <w:sz w:val="16"/>
+        </w:rPr>
+        <w:t xml:space="preserve">': </w:t>
+      </w:r>
+      <w:proofErr w:type="spellStart"/>
+      <w:r>
+        <w:rPr>
+          <w:rFonts w:ascii="Courier New" w:eastAsia="Courier New" w:hAnsi="Courier New"/>
+          <w:sz w:val="16"/>
+        </w:rPr>
+        <w:t>len</w:t>
+      </w:r>
+      <w:proofErr w:type="spellEnd"/>
+      <w:r>
+        <w:rPr>
+          <w:rFonts w:ascii="Courier New" w:eastAsia="Courier New" w:hAnsi="Courier New"/>
+          <w:sz w:val="16"/>
+        </w:rPr>
+        <w:t>(</w:t>
+      </w:r>
+      <w:proofErr w:type="spellStart"/>
+      <w:r>
+        <w:rPr>
+          <w:rFonts w:ascii="Courier New" w:eastAsia="Courier New" w:hAnsi="Courier New"/>
+          <w:sz w:val="16"/>
+        </w:rPr>
+        <w:t>questions_df</w:t>
+      </w:r>
+      <w:proofErr w:type="spellEnd"/>
+      <w:r>
+        <w:rPr>
+          <w:rFonts w:ascii="Courier New" w:eastAsia="Courier New" w:hAnsi="Courier New"/>
+          <w:sz w:val="16"/>
+        </w:rPr>
+        <w:t>),</w:t>
+      </w:r>
+      <w:r>
+        <w:rPr>
+          <w:rFonts w:ascii="Courier New" w:eastAsia="Courier New" w:hAnsi="Courier New"/>
+          <w:sz w:val="16"/>
+        </w:rPr>
         <w:br/>
         <w:t xml:space="preserve">    'seconds': round(elapsed, 2),</w:t>
+      </w:r>
+      <w:r>
+        <w:rPr>
+          <w:rFonts w:ascii="Courier New" w:eastAsia="Courier New" w:hAnsi="Courier New"/>
+          <w:sz w:val="16"/>
+        </w:rPr>
         <w:br/>
         <w:t>}</w:t>
       </w:r>
     </w:p>
     <w:p>
+      <w:proofErr w:type="spellStart"/>
       <w:r>
         <w:rPr>
           <w:b/>
           <w:sz w:val="20"/>
         </w:rPr>
-        <w:t>Анализ качества по языкам:</w:t>
+        <w:t>Анализ</w:t>
+      </w:r>
+      <w:proofErr w:type="spellEnd"/>
+      <w:r>
+        <w:rPr>
+          <w:b/>
+          <w:sz w:val="20"/>
+        </w:rPr>
+        <w:t xml:space="preserve"> </w:t>
+      </w:r>
+      <w:proofErr w:type="spellStart"/>
+      <w:r>
+        <w:rPr>
+          <w:b/>
+          <w:sz w:val="20"/>
+        </w:rPr>
+        <w:t>качества</w:t>
+      </w:r>
+      <w:proofErr w:type="spellEnd"/>
+      <w:r>
+        <w:rPr>
+          <w:b/>
+          <w:sz w:val="20"/>
+        </w:rPr>
+        <w:t xml:space="preserve"> по </w:t>
+      </w:r>
+      <w:proofErr w:type="spellStart"/>
+      <w:r>
+        <w:rPr>
+          <w:b/>
+          <w:sz w:val="20"/>
+        </w:rPr>
+        <w:t>языкам</w:t>
+      </w:r>
+      <w:proofErr w:type="spellEnd"/>
+      <w:r>
+        <w:rPr>
+          <w:b/>
+          <w:sz w:val="20"/>
+        </w:rPr>
+        <w:t>:</w:t>
       </w:r>
     </w:p>
     <w:p>
-      <w:pPr/>
-      <w:r>
-        <w:rPr>
-          <w:rFonts w:ascii="Courier New" w:hAnsi="Courier New" w:eastAsia="Courier New"/>
-          <w:sz w:val="16"/>
-        </w:rPr>
-        <w:t>language_df = (</w:t>
+      <w:proofErr w:type="spellStart"/>
+      <w:r>
+        <w:rPr>
+          <w:rFonts w:ascii="Courier New" w:eastAsia="Courier New" w:hAnsi="Courier New"/>
+          <w:sz w:val="16"/>
+        </w:rPr>
+        <w:t>language_df</w:t>
+      </w:r>
+      <w:proofErr w:type="spellEnd"/>
+      <w:r>
+        <w:rPr>
+          <w:rFonts w:ascii="Courier New" w:eastAsia="Courier New" w:hAnsi="Courier New"/>
+          <w:sz w:val="16"/>
+        </w:rPr>
+        <w:t xml:space="preserve"> = (</w:t>
+      </w:r>
+      <w:r>
+        <w:rPr>
+          <w:rFonts w:ascii="Courier New" w:eastAsia="Courier New" w:hAnsi="Courier New"/>
+          <w:sz w:val="16"/>
+        </w:rPr>
         <w:br/>
-        <w:t xml:space="preserve">    analysis_df.groupby(['model', 'query_language'], as_index=False)</w:t>
+        <w:t xml:space="preserve">    </w:t>
+      </w:r>
+      <w:proofErr w:type="spellStart"/>
+      <w:r>
+        <w:rPr>
+          <w:rFonts w:ascii="Courier New" w:eastAsia="Courier New" w:hAnsi="Courier New"/>
+          <w:sz w:val="16"/>
+        </w:rPr>
+        <w:t>analysis_df.groupby</w:t>
+      </w:r>
+      <w:proofErr w:type="spellEnd"/>
+      <w:r>
+        <w:rPr>
+          <w:rFonts w:ascii="Courier New" w:eastAsia="Courier New" w:hAnsi="Courier New"/>
+          <w:sz w:val="16"/>
+        </w:rPr>
+        <w:t>(['model', '</w:t>
+      </w:r>
+      <w:proofErr w:type="spellStart"/>
+      <w:r>
+        <w:rPr>
+          <w:rFonts w:ascii="Courier New" w:eastAsia="Courier New" w:hAnsi="Courier New"/>
+          <w:sz w:val="16"/>
+        </w:rPr>
+        <w:t>query_language</w:t>
+      </w:r>
+      <w:proofErr w:type="spellEnd"/>
+      <w:r>
+        <w:rPr>
+          <w:rFonts w:ascii="Courier New" w:eastAsia="Courier New" w:hAnsi="Courier New"/>
+          <w:sz w:val="16"/>
+        </w:rPr>
+        <w:t xml:space="preserve">'], </w:t>
+      </w:r>
+      <w:proofErr w:type="spellStart"/>
+      <w:r>
+        <w:rPr>
+          <w:rFonts w:ascii="Courier New" w:eastAsia="Courier New" w:hAnsi="Courier New"/>
+          <w:sz w:val="16"/>
+        </w:rPr>
+        <w:t>as_index</w:t>
+      </w:r>
+      <w:proofErr w:type="spellEnd"/>
+      <w:r>
+        <w:rPr>
+          <w:rFonts w:ascii="Courier New" w:eastAsia="Courier New" w:hAnsi="Courier New"/>
+          <w:sz w:val="16"/>
+        </w:rPr>
+        <w:t>=False)</w:t>
+      </w:r>
+      <w:r>
+        <w:rPr>
+          <w:rFonts w:ascii="Courier New" w:eastAsia="Courier New" w:hAnsi="Courier New"/>
+          <w:sz w:val="16"/>
+        </w:rPr>
         <w:br/>
-        <w:t xml:space="preserve">    .agg(precision_at_3=('hit_at_3', 'mean'),</w:t>
+        <w:t xml:space="preserve">    .</w:t>
+      </w:r>
+      <w:proofErr w:type="spellStart"/>
+      <w:r>
+        <w:rPr>
+          <w:rFonts w:ascii="Courier New" w:eastAsia="Courier New" w:hAnsi="Courier New"/>
+          <w:sz w:val="16"/>
+        </w:rPr>
+        <w:t>agg</w:t>
+      </w:r>
+      <w:proofErr w:type="spellEnd"/>
+      <w:r>
+        <w:rPr>
+          <w:rFonts w:ascii="Courier New" w:eastAsia="Courier New" w:hAnsi="Courier New"/>
+          <w:sz w:val="16"/>
+        </w:rPr>
+        <w:t>(precision_at_3=('hit_at_3', 'mean'),</w:t>
+      </w:r>
+      <w:r>
+        <w:rPr>
+          <w:rFonts w:ascii="Courier New" w:eastAsia="Courier New" w:hAnsi="Courier New"/>
+          <w:sz w:val="16"/>
+        </w:rPr>
         <w:br/>
-        <w:t xml:space="preserve">         questions=('question_id', 'count'))</w:t>
+        <w:t xml:space="preserve">         questions=('</w:t>
+      </w:r>
+      <w:proofErr w:type="spellStart"/>
+      <w:r>
+        <w:rPr>
+          <w:rFonts w:ascii="Courier New" w:eastAsia="Courier New" w:hAnsi="Courier New"/>
+          <w:sz w:val="16"/>
+        </w:rPr>
+        <w:t>question_id</w:t>
+      </w:r>
+      <w:proofErr w:type="spellEnd"/>
+      <w:r>
+        <w:rPr>
+          <w:rFonts w:ascii="Courier New" w:eastAsia="Courier New" w:hAnsi="Courier New"/>
+          <w:sz w:val="16"/>
+        </w:rPr>
+        <w:t>', 'count'))</w:t>
+      </w:r>
+      <w:r>
+        <w:rPr>
+          <w:rFonts w:ascii="Courier New" w:eastAsia="Courier New" w:hAnsi="Courier New"/>
+          <w:sz w:val="16"/>
+        </w:rPr>
         <w:br/>
-        <w:t xml:space="preserve">    .sort_values(['model', 'query_language'])</w:t>
+        <w:t xml:space="preserve">    .</w:t>
+      </w:r>
+      <w:proofErr w:type="spellStart"/>
+      <w:r>
+        <w:rPr>
+          <w:rFonts w:ascii="Courier New" w:eastAsia="Courier New" w:hAnsi="Courier New"/>
+          <w:sz w:val="16"/>
+        </w:rPr>
+        <w:t>sort_values</w:t>
+      </w:r>
+      <w:proofErr w:type="spellEnd"/>
+      <w:r>
+        <w:rPr>
+          <w:rFonts w:ascii="Courier New" w:eastAsia="Courier New" w:hAnsi="Courier New"/>
+          <w:sz w:val="16"/>
+        </w:rPr>
+        <w:t>(['model', '</w:t>
+      </w:r>
+      <w:proofErr w:type="spellStart"/>
+      <w:r>
+        <w:rPr>
+          <w:rFonts w:ascii="Courier New" w:eastAsia="Courier New" w:hAnsi="Courier New"/>
+          <w:sz w:val="16"/>
+        </w:rPr>
+        <w:t>query_language</w:t>
+      </w:r>
+      <w:proofErr w:type="spellEnd"/>
+      <w:r>
+        <w:rPr>
+          <w:rFonts w:ascii="Courier New" w:eastAsia="Courier New" w:hAnsi="Courier New"/>
+          <w:sz w:val="16"/>
+        </w:rPr>
+        <w:t>'])</w:t>
+      </w:r>
+      <w:r>
+        <w:rPr>
+          <w:rFonts w:ascii="Courier New" w:eastAsia="Courier New" w:hAnsi="Courier New"/>
+          <w:sz w:val="16"/>
+        </w:rPr>
         <w:br/>
         <w:t>)</w:t>
       </w:r>
@@ -3564,33 +4595,240 @@
           <w:b/>
           <w:sz w:val="20"/>
         </w:rPr>
-        <w:t>t-SNE-визуализация:</w:t>
+        <w:t>t-SNE-</w:t>
+      </w:r>
+      <w:proofErr w:type="spellStart"/>
+      <w:r>
+        <w:rPr>
+          <w:b/>
+          <w:sz w:val="20"/>
+        </w:rPr>
+        <w:t>визуализация</w:t>
+      </w:r>
+      <w:proofErr w:type="spellEnd"/>
+      <w:r>
+        <w:rPr>
+          <w:b/>
+          <w:sz w:val="20"/>
+        </w:rPr>
+        <w:t>:</w:t>
       </w:r>
     </w:p>
     <w:p>
-      <w:pPr/>
-      <w:r>
-        <w:rPr>
-          <w:rFonts w:ascii="Courier New" w:hAnsi="Courier New" w:eastAsia="Courier New"/>
+      <w:r>
+        <w:rPr>
+          <w:rFonts w:ascii="Courier New" w:eastAsia="Courier New" w:hAnsi="Courier New"/>
           <w:sz w:val="16"/>
         </w:rPr>
         <w:t>coords = TSNE(</w:t>
+      </w:r>
+      <w:r>
+        <w:rPr>
+          <w:rFonts w:ascii="Courier New" w:eastAsia="Courier New" w:hAnsi="Courier New"/>
+          <w:sz w:val="16"/>
+        </w:rPr>
         <w:br/>
-        <w:t xml:space="preserve">    n_components=2,</w:t>
+        <w:t xml:space="preserve">    </w:t>
+      </w:r>
+      <w:proofErr w:type="spellStart"/>
+      <w:r>
+        <w:rPr>
+          <w:rFonts w:ascii="Courier New" w:eastAsia="Courier New" w:hAnsi="Courier New"/>
+          <w:sz w:val="16"/>
+        </w:rPr>
+        <w:t>n_components</w:t>
+      </w:r>
+      <w:proofErr w:type="spellEnd"/>
+      <w:r>
+        <w:rPr>
+          <w:rFonts w:ascii="Courier New" w:eastAsia="Courier New" w:hAnsi="Courier New"/>
+          <w:sz w:val="16"/>
+        </w:rPr>
+        <w:t>=2,</w:t>
+      </w:r>
+      <w:r>
+        <w:rPr>
+          <w:rFonts w:ascii="Courier New" w:eastAsia="Courier New" w:hAnsi="Courier New"/>
+          <w:sz w:val="16"/>
+        </w:rPr>
         <w:br/>
-        <w:t xml:space="preserve">    random_state=RANDOM_STATE,</w:t>
+        <w:t xml:space="preserve">    </w:t>
+      </w:r>
+      <w:proofErr w:type="spellStart"/>
+      <w:r>
+        <w:rPr>
+          <w:rFonts w:ascii="Courier New" w:eastAsia="Courier New" w:hAnsi="Courier New"/>
+          <w:sz w:val="16"/>
+        </w:rPr>
+        <w:t>random_state</w:t>
+      </w:r>
+      <w:proofErr w:type="spellEnd"/>
+      <w:r>
+        <w:rPr>
+          <w:rFonts w:ascii="Courier New" w:eastAsia="Courier New" w:hAnsi="Courier New"/>
+          <w:sz w:val="16"/>
+        </w:rPr>
+        <w:t>=RANDOM_STATE,</w:t>
+      </w:r>
+      <w:r>
+        <w:rPr>
+          <w:rFonts w:ascii="Courier New" w:eastAsia="Courier New" w:hAnsi="Courier New"/>
+          <w:sz w:val="16"/>
+        </w:rPr>
         <w:br/>
-        <w:t xml:space="preserve">    init='pca',</w:t>
+        <w:t xml:space="preserve">    </w:t>
+      </w:r>
+      <w:proofErr w:type="spellStart"/>
+      <w:r>
+        <w:rPr>
+          <w:rFonts w:ascii="Courier New" w:eastAsia="Courier New" w:hAnsi="Courier New"/>
+          <w:sz w:val="16"/>
+        </w:rPr>
+        <w:t>init</w:t>
+      </w:r>
+      <w:proofErr w:type="spellEnd"/>
+      <w:r>
+        <w:rPr>
+          <w:rFonts w:ascii="Courier New" w:eastAsia="Courier New" w:hAnsi="Courier New"/>
+          <w:sz w:val="16"/>
+        </w:rPr>
+        <w:t>='</w:t>
+      </w:r>
+      <w:proofErr w:type="spellStart"/>
+      <w:r>
+        <w:rPr>
+          <w:rFonts w:ascii="Courier New" w:eastAsia="Courier New" w:hAnsi="Courier New"/>
+          <w:sz w:val="16"/>
+        </w:rPr>
+        <w:t>pca</w:t>
+      </w:r>
+      <w:proofErr w:type="spellEnd"/>
+      <w:r>
+        <w:rPr>
+          <w:rFonts w:ascii="Courier New" w:eastAsia="Courier New" w:hAnsi="Courier New"/>
+          <w:sz w:val="16"/>
+        </w:rPr>
+        <w:t>',</w:t>
+      </w:r>
+      <w:r>
+        <w:rPr>
+          <w:rFonts w:ascii="Courier New" w:eastAsia="Courier New" w:hAnsi="Courier New"/>
+          <w:sz w:val="16"/>
+        </w:rPr>
         <w:br/>
-        <w:t xml:space="preserve">    learning_rate='auto',</w:t>
+        <w:t xml:space="preserve">    </w:t>
+      </w:r>
+      <w:proofErr w:type="spellStart"/>
+      <w:r>
+        <w:rPr>
+          <w:rFonts w:ascii="Courier New" w:eastAsia="Courier New" w:hAnsi="Courier New"/>
+          <w:sz w:val="16"/>
+        </w:rPr>
+        <w:t>learning_rate</w:t>
+      </w:r>
+      <w:proofErr w:type="spellEnd"/>
+      <w:r>
+        <w:rPr>
+          <w:rFonts w:ascii="Courier New" w:eastAsia="Courier New" w:hAnsi="Courier New"/>
+          <w:sz w:val="16"/>
+        </w:rPr>
+        <w:t>='auto',</w:t>
+      </w:r>
+      <w:r>
+        <w:rPr>
+          <w:rFonts w:ascii="Courier New" w:eastAsia="Courier New" w:hAnsi="Courier New"/>
+          <w:sz w:val="16"/>
+        </w:rPr>
         <w:br/>
         <w:t xml:space="preserve">    perplexity=perplexity,</w:t>
+      </w:r>
+      <w:r>
+        <w:rPr>
+          <w:rFonts w:ascii="Courier New" w:eastAsia="Courier New" w:hAnsi="Courier New"/>
+          <w:sz w:val="16"/>
+        </w:rPr>
         <w:br/>
-        <w:t xml:space="preserve">    method='barnes_hut',</w:t>
+        <w:t xml:space="preserve">    method='</w:t>
+      </w:r>
+      <w:proofErr w:type="spellStart"/>
+      <w:r>
+        <w:rPr>
+          <w:rFonts w:ascii="Courier New" w:eastAsia="Courier New" w:hAnsi="Courier New"/>
+          <w:sz w:val="16"/>
+        </w:rPr>
+        <w:t>barnes_hut</w:t>
+      </w:r>
+      <w:proofErr w:type="spellEnd"/>
+      <w:r>
+        <w:rPr>
+          <w:rFonts w:ascii="Courier New" w:eastAsia="Courier New" w:hAnsi="Courier New"/>
+          <w:sz w:val="16"/>
+        </w:rPr>
+        <w:t>',</w:t>
+      </w:r>
+      <w:r>
+        <w:rPr>
+          <w:rFonts w:ascii="Courier New" w:eastAsia="Courier New" w:hAnsi="Courier New"/>
+          <w:sz w:val="16"/>
+        </w:rPr>
         <w:br/>
-        <w:t xml:space="preserve">    max_iter=500,</w:t>
+        <w:t xml:space="preserve">    </w:t>
+      </w:r>
+      <w:proofErr w:type="spellStart"/>
+      <w:r>
+        <w:rPr>
+          <w:rFonts w:ascii="Courier New" w:eastAsia="Courier New" w:hAnsi="Courier New"/>
+          <w:sz w:val="16"/>
+        </w:rPr>
+        <w:t>max_iter</w:t>
+      </w:r>
+      <w:proofErr w:type="spellEnd"/>
+      <w:r>
+        <w:rPr>
+          <w:rFonts w:ascii="Courier New" w:eastAsia="Courier New" w:hAnsi="Courier New"/>
+          <w:sz w:val="16"/>
+        </w:rPr>
+        <w:t>=500,</w:t>
+      </w:r>
+      <w:r>
+        <w:rPr>
+          <w:rFonts w:ascii="Courier New" w:eastAsia="Courier New" w:hAnsi="Courier New"/>
+          <w:sz w:val="16"/>
+        </w:rPr>
         <w:br/>
-        <w:t>).fit_transform(best_embeddings)</w:t>
+        <w:t>).</w:t>
+      </w:r>
+      <w:proofErr w:type="spellStart"/>
+      <w:r>
+        <w:rPr>
+          <w:rFonts w:ascii="Courier New" w:eastAsia="Courier New" w:hAnsi="Courier New"/>
+          <w:sz w:val="16"/>
+        </w:rPr>
+        <w:t>fit_transform</w:t>
+      </w:r>
+      <w:proofErr w:type="spellEnd"/>
+      <w:r>
+        <w:rPr>
+          <w:rFonts w:ascii="Courier New" w:eastAsia="Courier New" w:hAnsi="Courier New"/>
+          <w:sz w:val="16"/>
+        </w:rPr>
+        <w:t>(</w:t>
+      </w:r>
+      <w:proofErr w:type="spellStart"/>
+      <w:r>
+        <w:rPr>
+          <w:rFonts w:ascii="Courier New" w:eastAsia="Courier New" w:hAnsi="Courier New"/>
+          <w:sz w:val="16"/>
+        </w:rPr>
+        <w:t>best_embeddings</w:t>
+      </w:r>
+      <w:proofErr w:type="spellEnd"/>
+      <w:r>
+        <w:rPr>
+          <w:rFonts w:ascii="Courier New" w:eastAsia="Courier New" w:hAnsi="Courier New"/>
+          <w:sz w:val="16"/>
+        </w:rPr>
+        <w:t>)</w:t>
       </w:r>
     </w:p>
     <w:p>
